--- a/TS-Kramam/TS-6.5/TS 6.5 Tamil Krama Paatam Corrections.docx
+++ b/TS-Kramam/TS-6.5/TS 6.5 Tamil Krama Paatam Corrections.docx
@@ -1,6 +1,6 @@
 
 <file path=word/document.xml><?xml version="1.0" encoding="utf-8"?>
-<w:document xmlns:wpc="http://schemas.microsoft.com/office/word/2010/wordprocessingCanvas" xmlns:cx="http://schemas.microsoft.com/office/drawing/2014/chartex" xmlns:cx1="http://schemas.microsoft.com/office/drawing/2015/9/8/chartex" xmlns:cx2="http://schemas.microsoft.com/office/drawing/2015/10/21/chartex" xmlns:cx3="http://schemas.microsoft.com/office/drawing/2016/5/9/chartex" xmlns:cx4="http://schemas.microsoft.com/office/drawing/2016/5/10/chartex" xmlns:cx5="http://schemas.microsoft.com/office/drawing/2016/5/11/chartex" xmlns:cx6="http://schemas.microsoft.com/office/drawing/2016/5/12/chartex" xmlns:cx7="http://schemas.microsoft.com/office/drawing/2016/5/13/chartex" xmlns:cx8="http://schemas.microsoft.com/office/drawing/2016/5/14/chartex" xmlns:mc="http://schemas.openxmlformats.org/markup-compatibility/2006" xmlns:aink="http://schemas.microsoft.com/office/drawing/2016/ink" xmlns:am3d="http://schemas.microsoft.com/office/drawing/2017/model3d" xmlns:o="urn:schemas-microsoft-com:office:office" xmlns:oel="http://schemas.microsoft.com/office/2019/extlst" xmlns:r="http://schemas.openxmlformats.org/officeDocument/2006/relationships" xmlns:m="http://schemas.openxmlformats.org/officeDocument/2006/math" xmlns:v="urn:schemas-microsoft-com:vml" xmlns:wp14="http://schemas.microsoft.com/office/word/2010/wordprocessingDrawing" xmlns:wp="http://schemas.openxmlformats.org/drawingml/2006/wordprocessingDrawing" xmlns:w10="urn:schemas-microsoft-com:office:word" xmlns:w="http://schemas.openxmlformats.org/wordprocessingml/2006/main" xmlns:w14="http://schemas.microsoft.com/office/word/2010/wordml" xmlns:w15="http://schemas.microsoft.com/office/word/2012/wordml" xmlns:w16cex="http://schemas.microsoft.com/office/word/2018/wordml/cex" xmlns:w16cid="http://schemas.microsoft.com/office/word/2016/wordml/cid" xmlns:w16="http://schemas.microsoft.com/office/word/2018/wordml" xmlns:w16sdtdh="http://schemas.microsoft.com/office/word/2020/wordml/sdtdatahash" xmlns:w16se="http://schemas.microsoft.com/office/word/2015/wordml/symex" xmlns:wpg="http://schemas.microsoft.com/office/word/2010/wordprocessingGroup" xmlns:wpi="http://schemas.microsoft.com/office/word/2010/wordprocessingInk" xmlns:wne="http://schemas.microsoft.com/office/word/2006/wordml" xmlns:wps="http://schemas.microsoft.com/office/word/2010/wordprocessingShape" mc:Ignorable="w14 w15 w16se w16cid w16 w16cex w16sdtdh wp14">
+<w:document xmlns:wpc="http://schemas.microsoft.com/office/word/2010/wordprocessingCanvas" xmlns:cx="http://schemas.microsoft.com/office/drawing/2014/chartex" xmlns:cx1="http://schemas.microsoft.com/office/drawing/2015/9/8/chartex" xmlns:cx2="http://schemas.microsoft.com/office/drawing/2015/10/21/chartex" xmlns:cx3="http://schemas.microsoft.com/office/drawing/2016/5/9/chartex" xmlns:cx4="http://schemas.microsoft.com/office/drawing/2016/5/10/chartex" xmlns:cx5="http://schemas.microsoft.com/office/drawing/2016/5/11/chartex" xmlns:cx6="http://schemas.microsoft.com/office/drawing/2016/5/12/chartex" xmlns:cx7="http://schemas.microsoft.com/office/drawing/2016/5/13/chartex" xmlns:cx8="http://schemas.microsoft.com/office/drawing/2016/5/14/chartex" xmlns:mc="http://schemas.openxmlformats.org/markup-compatibility/2006" xmlns:aink="http://schemas.microsoft.com/office/drawing/2016/ink" xmlns:am3d="http://schemas.microsoft.com/office/drawing/2017/model3d" xmlns:o="urn:schemas-microsoft-com:office:office" xmlns:oel="http://schemas.microsoft.com/office/2019/extlst" xmlns:r="http://schemas.openxmlformats.org/officeDocument/2006/relationships" xmlns:m="http://schemas.openxmlformats.org/officeDocument/2006/math" xmlns:v="urn:schemas-microsoft-com:vml" xmlns:wp14="http://schemas.microsoft.com/office/word/2010/wordprocessingDrawing" xmlns:wp="http://schemas.openxmlformats.org/drawingml/2006/wordprocessingDrawing" xmlns:w10="urn:schemas-microsoft-com:office:word" xmlns:w="http://schemas.openxmlformats.org/wordprocessingml/2006/main" xmlns:w14="http://schemas.microsoft.com/office/word/2010/wordml" xmlns:w15="http://schemas.microsoft.com/office/word/2012/wordml" xmlns:w16cex="http://schemas.microsoft.com/office/word/2018/wordml/cex" xmlns:w16cid="http://schemas.microsoft.com/office/word/2016/wordml/cid" xmlns:w16="http://schemas.microsoft.com/office/word/2018/wordml" xmlns:w16du="http://schemas.microsoft.com/office/word/2023/wordml/word16du" xmlns:w16sdtdh="http://schemas.microsoft.com/office/word/2020/wordml/sdtdatahash" xmlns:w16sdtfl="http://schemas.microsoft.com/office/word/2024/wordml/sdtformatlock" xmlns:w16se="http://schemas.microsoft.com/office/word/2015/wordml/symex" xmlns:wpg="http://schemas.microsoft.com/office/word/2010/wordprocessingGroup" xmlns:wpi="http://schemas.microsoft.com/office/word/2010/wordprocessingInk" xmlns:wne="http://schemas.microsoft.com/office/word/2006/wordml" xmlns:wps="http://schemas.microsoft.com/office/word/2010/wordprocessingShape" mc:Ignorable="w14 w15 w16se w16cid w16 w16cex w16sdtdh w16sdtfl w16du wp14">
   <w:body>
     <w:p>
       <w:pPr>
@@ -5529,6 +5529,36 @@
               <w:adjustRightInd w:val="0"/>
               <w:spacing w:before="0" w:line="240" w:lineRule="auto"/>
               <w:rPr>
+                <w:rFonts w:ascii="Latha" w:hAnsi="Latha" w:cs="Latha"/>
+                <w:sz w:val="28"/>
+                <w:szCs w:val="28"/>
+                <w:lang w:bidi="ta-IN"/>
+              </w:rPr>
+            </w:pPr>
+          </w:p>
+          <w:p>
+            <w:pPr>
+              <w:widowControl w:val="0"/>
+              <w:autoSpaceDE w:val="0"/>
+              <w:autoSpaceDN w:val="0"/>
+              <w:adjustRightInd w:val="0"/>
+              <w:spacing w:before="0" w:line="240" w:lineRule="auto"/>
+              <w:rPr>
+                <w:rFonts w:ascii="Latha" w:hAnsi="Latha" w:cs="Latha"/>
+                <w:sz w:val="28"/>
+                <w:szCs w:val="28"/>
+                <w:lang w:bidi="ta-IN"/>
+              </w:rPr>
+            </w:pPr>
+          </w:p>
+          <w:p>
+            <w:pPr>
+              <w:widowControl w:val="0"/>
+              <w:autoSpaceDE w:val="0"/>
+              <w:autoSpaceDN w:val="0"/>
+              <w:adjustRightInd w:val="0"/>
+              <w:spacing w:before="0" w:line="240" w:lineRule="auto"/>
+              <w:rPr>
                 <w:rFonts w:ascii="BRH Malayalam Extra" w:eastAsia="Times New Roman" w:hAnsi="BRH Malayalam Extra" w:cs="BRH Malayalam Extra"/>
                 <w:color w:val="000000"/>
                 <w:sz w:val="40"/>
@@ -5544,6 +5574,7 @@
                 <w:cs/>
                 <w:lang w:bidi="ta-IN"/>
               </w:rPr>
+              <w:lastRenderedPageBreak/>
               <w:t>ஸ</w:t>
             </w:r>
             <w:r>
@@ -5669,7 +5700,6 @@
                 <w:cs/>
                 <w:lang w:bidi="ta-IN"/>
               </w:rPr>
-              <w:lastRenderedPageBreak/>
               <w:t>ஸவித்</w:t>
             </w:r>
             <w:r>
@@ -8303,7 +8333,6 @@
               </w:rPr>
               <w:t>…</w:t>
             </w:r>
-            <w:proofErr w:type="spellStart"/>
             <w:r>
               <w:rPr>
                 <w:rFonts w:ascii="BRH Devanagari Extra" w:hAnsi="BRH Devanagari Extra" w:cs="Latha"/>
@@ -8315,7 +8344,6 @@
               </w:rPr>
               <w:t>óè</w:t>
             </w:r>
-            <w:proofErr w:type="spellEnd"/>
             <w:r>
               <w:rPr>
                 <w:rFonts w:ascii="BRH Tamil Tab Extra" w:hAnsi="BRH Tamil Tab Extra" w:cs="Latha"/>
@@ -8396,7 +8424,6 @@
               </w:rPr>
               <w:t>…</w:t>
             </w:r>
-            <w:proofErr w:type="spellStart"/>
             <w:r>
               <w:rPr>
                 <w:rFonts w:ascii="BRH Devanagari Extra" w:hAnsi="BRH Devanagari Extra" w:cs="Latha"/>
@@ -8408,7 +8435,6 @@
               </w:rPr>
               <w:t>óè</w:t>
             </w:r>
-            <w:proofErr w:type="spellEnd"/>
             <w:r>
               <w:rPr>
                 <w:rFonts w:ascii="BRH Tamil Tab Extra" w:hAnsi="BRH Tamil Tab Extra" w:cs="Latha"/>
@@ -8479,7 +8505,6 @@
               </w:rPr>
               <w:t>…</w:t>
             </w:r>
-            <w:proofErr w:type="spellStart"/>
             <w:r>
               <w:rPr>
                 <w:rFonts w:ascii="BRH Devanagari Extra" w:hAnsi="BRH Devanagari Extra" w:cs="Latha"/>
@@ -8490,7 +8515,6 @@
               </w:rPr>
               <w:t>óè</w:t>
             </w:r>
-            <w:proofErr w:type="spellEnd"/>
             <w:r>
               <w:rPr>
                 <w:rFonts w:ascii="BRH Tamil Tab Extra" w:hAnsi="BRH Tamil Tab Extra" w:cs="Latha"/>
@@ -8793,7 +8817,6 @@
               </w:rPr>
               <w:t>…</w:t>
             </w:r>
-            <w:proofErr w:type="spellStart"/>
             <w:r>
               <w:rPr>
                 <w:rFonts w:ascii="BRH Devanagari Extra" w:hAnsi="BRH Devanagari Extra" w:cs="Latha"/>
@@ -8804,7 +8827,6 @@
               </w:rPr>
               <w:t>óè</w:t>
             </w:r>
-            <w:proofErr w:type="spellEnd"/>
             <w:r>
               <w:rPr>
                 <w:rFonts w:ascii="BRH Tamil Tab Extra" w:hAnsi="BRH Tamil Tab Extra" w:cs="Latha"/>
@@ -9651,7 +9673,6 @@
               </w:rPr>
               <w:t>…</w:t>
             </w:r>
-            <w:proofErr w:type="spellStart"/>
             <w:r>
               <w:rPr>
                 <w:rFonts w:ascii="BRH Devanagari Extra" w:hAnsi="BRH Devanagari Extra" w:cs="Latha"/>
@@ -9662,7 +9683,6 @@
               </w:rPr>
               <w:t>óè</w:t>
             </w:r>
-            <w:proofErr w:type="spellEnd"/>
             <w:r>
               <w:rPr>
                 <w:rFonts w:ascii="BRH Tamil Tab Extra" w:hAnsi="BRH Tamil Tab Extra" w:cs="Latha"/>
@@ -9827,7 +9847,6 @@
               </w:rPr>
               <w:t>…</w:t>
             </w:r>
-            <w:proofErr w:type="spellStart"/>
             <w:r>
               <w:rPr>
                 <w:rFonts w:ascii="BRH Devanagari Extra" w:hAnsi="BRH Devanagari Extra" w:cs="Latha"/>
@@ -9838,7 +9857,6 @@
               </w:rPr>
               <w:t>óè</w:t>
             </w:r>
-            <w:proofErr w:type="spellEnd"/>
             <w:r>
               <w:rPr>
                 <w:rFonts w:ascii="BRH Tamil Tab Extra" w:hAnsi="BRH Tamil Tab Extra" w:cs="Latha"/>
@@ -9975,7 +9993,16 @@
           <w:bCs/>
           <w:sz w:val="32"/>
         </w:rPr>
-        <w:t>replaced with</w:t>
+        <w:t xml:space="preserve">replaced </w:t>
+      </w:r>
+      <w:proofErr w:type="gramStart"/>
+      <w:r>
+        <w:rPr>
+          <w:b/>
+          <w:bCs/>
+          <w:sz w:val="32"/>
+        </w:rPr>
+        <w:t>with</w:t>
       </w:r>
       <w:r>
         <w:rPr>
@@ -9997,6 +10024,7 @@
         </w:rPr>
         <w:t>"</w:t>
       </w:r>
+      <w:proofErr w:type="gramEnd"/>
       <w:r>
         <w:rPr>
           <w:rFonts w:ascii="Latha" w:hAnsi="Latha" w:cs="Latha"/>
@@ -10430,8 +10458,6 @@
       <w:headerReference w:type="default" r:id="rId8"/>
       <w:footerReference w:type="even" r:id="rId9"/>
       <w:footerReference w:type="default" r:id="rId10"/>
-      <w:headerReference w:type="first" r:id="rId11"/>
-      <w:footerReference w:type="first" r:id="rId12"/>
       <w:pgSz w:w="15840" w:h="12240" w:orient="landscape"/>
       <w:pgMar w:top="1440" w:right="1440" w:bottom="1440" w:left="1440" w:header="720" w:footer="720" w:gutter="0"/>
       <w:cols w:space="720"/>
@@ -10442,7 +10468,7 @@
 </file>
 
 <file path=word/endnotes.xml><?xml version="1.0" encoding="utf-8"?>
-<w:endnotes xmlns:wpc="http://schemas.microsoft.com/office/word/2010/wordprocessingCanvas" xmlns:cx="http://schemas.microsoft.com/office/drawing/2014/chartex" xmlns:cx1="http://schemas.microsoft.com/office/drawing/2015/9/8/chartex" xmlns:cx2="http://schemas.microsoft.com/office/drawing/2015/10/21/chartex" xmlns:cx3="http://schemas.microsoft.com/office/drawing/2016/5/9/chartex" xmlns:cx4="http://schemas.microsoft.com/office/drawing/2016/5/10/chartex" xmlns:cx5="http://schemas.microsoft.com/office/drawing/2016/5/11/chartex" xmlns:cx6="http://schemas.microsoft.com/office/drawing/2016/5/12/chartex" xmlns:cx7="http://schemas.microsoft.com/office/drawing/2016/5/13/chartex" xmlns:cx8="http://schemas.microsoft.com/office/drawing/2016/5/14/chartex" xmlns:mc="http://schemas.openxmlformats.org/markup-compatibility/2006" xmlns:aink="http://schemas.microsoft.com/office/drawing/2016/ink" xmlns:am3d="http://schemas.microsoft.com/office/drawing/2017/model3d" xmlns:o="urn:schemas-microsoft-com:office:office" xmlns:oel="http://schemas.microsoft.com/office/2019/extlst" xmlns:r="http://schemas.openxmlformats.org/officeDocument/2006/relationships" xmlns:m="http://schemas.openxmlformats.org/officeDocument/2006/math" xmlns:v="urn:schemas-microsoft-com:vml" xmlns:wp14="http://schemas.microsoft.com/office/word/2010/wordprocessingDrawing" xmlns:wp="http://schemas.openxmlformats.org/drawingml/2006/wordprocessingDrawing" xmlns:w10="urn:schemas-microsoft-com:office:word" xmlns:w="http://schemas.openxmlformats.org/wordprocessingml/2006/main" xmlns:w14="http://schemas.microsoft.com/office/word/2010/wordml" xmlns:w15="http://schemas.microsoft.com/office/word/2012/wordml" xmlns:w16cex="http://schemas.microsoft.com/office/word/2018/wordml/cex" xmlns:w16cid="http://schemas.microsoft.com/office/word/2016/wordml/cid" xmlns:w16="http://schemas.microsoft.com/office/word/2018/wordml" xmlns:w16sdtdh="http://schemas.microsoft.com/office/word/2020/wordml/sdtdatahash" xmlns:w16se="http://schemas.microsoft.com/office/word/2015/wordml/symex" xmlns:wpg="http://schemas.microsoft.com/office/word/2010/wordprocessingGroup" xmlns:wpi="http://schemas.microsoft.com/office/word/2010/wordprocessingInk" xmlns:wne="http://schemas.microsoft.com/office/word/2006/wordml" xmlns:wps="http://schemas.microsoft.com/office/word/2010/wordprocessingShape" mc:Ignorable="w14 w15 w16se w16cid w16 w16cex w16sdtdh wp14">
+<w:endnotes xmlns:wpc="http://schemas.microsoft.com/office/word/2010/wordprocessingCanvas" xmlns:cx="http://schemas.microsoft.com/office/drawing/2014/chartex" xmlns:cx1="http://schemas.microsoft.com/office/drawing/2015/9/8/chartex" xmlns:cx2="http://schemas.microsoft.com/office/drawing/2015/10/21/chartex" xmlns:cx3="http://schemas.microsoft.com/office/drawing/2016/5/9/chartex" xmlns:cx4="http://schemas.microsoft.com/office/drawing/2016/5/10/chartex" xmlns:cx5="http://schemas.microsoft.com/office/drawing/2016/5/11/chartex" xmlns:cx6="http://schemas.microsoft.com/office/drawing/2016/5/12/chartex" xmlns:cx7="http://schemas.microsoft.com/office/drawing/2016/5/13/chartex" xmlns:cx8="http://schemas.microsoft.com/office/drawing/2016/5/14/chartex" xmlns:mc="http://schemas.openxmlformats.org/markup-compatibility/2006" xmlns:aink="http://schemas.microsoft.com/office/drawing/2016/ink" xmlns:am3d="http://schemas.microsoft.com/office/drawing/2017/model3d" xmlns:o="urn:schemas-microsoft-com:office:office" xmlns:oel="http://schemas.microsoft.com/office/2019/extlst" xmlns:r="http://schemas.openxmlformats.org/officeDocument/2006/relationships" xmlns:m="http://schemas.openxmlformats.org/officeDocument/2006/math" xmlns:v="urn:schemas-microsoft-com:vml" xmlns:wp14="http://schemas.microsoft.com/office/word/2010/wordprocessingDrawing" xmlns:wp="http://schemas.openxmlformats.org/drawingml/2006/wordprocessingDrawing" xmlns:w10="urn:schemas-microsoft-com:office:word" xmlns:w="http://schemas.openxmlformats.org/wordprocessingml/2006/main" xmlns:w14="http://schemas.microsoft.com/office/word/2010/wordml" xmlns:w15="http://schemas.microsoft.com/office/word/2012/wordml" xmlns:w16cex="http://schemas.microsoft.com/office/word/2018/wordml/cex" xmlns:w16cid="http://schemas.microsoft.com/office/word/2016/wordml/cid" xmlns:w16="http://schemas.microsoft.com/office/word/2018/wordml" xmlns:w16du="http://schemas.microsoft.com/office/word/2023/wordml/word16du" xmlns:w16sdtdh="http://schemas.microsoft.com/office/word/2020/wordml/sdtdatahash" xmlns:w16sdtfl="http://schemas.microsoft.com/office/word/2024/wordml/sdtformatlock" xmlns:w16se="http://schemas.microsoft.com/office/word/2015/wordml/symex" xmlns:wpg="http://schemas.microsoft.com/office/word/2010/wordprocessingGroup" xmlns:wpi="http://schemas.microsoft.com/office/word/2010/wordprocessingInk" xmlns:wne="http://schemas.microsoft.com/office/word/2006/wordml" xmlns:wps="http://schemas.microsoft.com/office/word/2010/wordprocessingShape" mc:Ignorable="w14 w15 w16se w16cid w16 w16cex w16sdtdh w16sdtfl w16du wp14">
   <w:endnote w:type="separator" w:id="-1">
     <w:p>
       <w:pPr>
@@ -10467,7 +10493,7 @@
 </file>
 
 <file path=word/footer1.xml><?xml version="1.0" encoding="utf-8"?>
-<w:ftr xmlns:wpc="http://schemas.microsoft.com/office/word/2010/wordprocessingCanvas" xmlns:cx="http://schemas.microsoft.com/office/drawing/2014/chartex" xmlns:cx1="http://schemas.microsoft.com/office/drawing/2015/9/8/chartex" xmlns:cx2="http://schemas.microsoft.com/office/drawing/2015/10/21/chartex" xmlns:cx3="http://schemas.microsoft.com/office/drawing/2016/5/9/chartex" xmlns:cx4="http://schemas.microsoft.com/office/drawing/2016/5/10/chartex" xmlns:cx5="http://schemas.microsoft.com/office/drawing/2016/5/11/chartex" xmlns:cx6="http://schemas.microsoft.com/office/drawing/2016/5/12/chartex" xmlns:cx7="http://schemas.microsoft.com/office/drawing/2016/5/13/chartex" xmlns:cx8="http://schemas.microsoft.com/office/drawing/2016/5/14/chartex" xmlns:mc="http://schemas.openxmlformats.org/markup-compatibility/2006" xmlns:aink="http://schemas.microsoft.com/office/drawing/2016/ink" xmlns:am3d="http://schemas.microsoft.com/office/drawing/2017/model3d" xmlns:o="urn:schemas-microsoft-com:office:office" xmlns:oel="http://schemas.microsoft.com/office/2019/extlst" xmlns:r="http://schemas.openxmlformats.org/officeDocument/2006/relationships" xmlns:m="http://schemas.openxmlformats.org/officeDocument/2006/math" xmlns:v="urn:schemas-microsoft-com:vml" xmlns:wp14="http://schemas.microsoft.com/office/word/2010/wordprocessingDrawing" xmlns:wp="http://schemas.openxmlformats.org/drawingml/2006/wordprocessingDrawing" xmlns:w10="urn:schemas-microsoft-com:office:word" xmlns:w="http://schemas.openxmlformats.org/wordprocessingml/2006/main" xmlns:w14="http://schemas.microsoft.com/office/word/2010/wordml" xmlns:w15="http://schemas.microsoft.com/office/word/2012/wordml" xmlns:w16cex="http://schemas.microsoft.com/office/word/2018/wordml/cex" xmlns:w16cid="http://schemas.microsoft.com/office/word/2016/wordml/cid" xmlns:w16="http://schemas.microsoft.com/office/word/2018/wordml" xmlns:w16sdtdh="http://schemas.microsoft.com/office/word/2020/wordml/sdtdatahash" xmlns:w16se="http://schemas.microsoft.com/office/word/2015/wordml/symex" xmlns:wpg="http://schemas.microsoft.com/office/word/2010/wordprocessingGroup" xmlns:wpi="http://schemas.microsoft.com/office/word/2010/wordprocessingInk" xmlns:wne="http://schemas.microsoft.com/office/word/2006/wordml" xmlns:wps="http://schemas.microsoft.com/office/word/2010/wordprocessingShape" mc:Ignorable="w14 w15 w16se w16cid w16 w16cex w16sdtdh wp14">
+<w:ftr xmlns:wpc="http://schemas.microsoft.com/office/word/2010/wordprocessingCanvas" xmlns:cx="http://schemas.microsoft.com/office/drawing/2014/chartex" xmlns:cx1="http://schemas.microsoft.com/office/drawing/2015/9/8/chartex" xmlns:cx2="http://schemas.microsoft.com/office/drawing/2015/10/21/chartex" xmlns:cx3="http://schemas.microsoft.com/office/drawing/2016/5/9/chartex" xmlns:cx4="http://schemas.microsoft.com/office/drawing/2016/5/10/chartex" xmlns:cx5="http://schemas.microsoft.com/office/drawing/2016/5/11/chartex" xmlns:cx6="http://schemas.microsoft.com/office/drawing/2016/5/12/chartex" xmlns:cx7="http://schemas.microsoft.com/office/drawing/2016/5/13/chartex" xmlns:cx8="http://schemas.microsoft.com/office/drawing/2016/5/14/chartex" xmlns:mc="http://schemas.openxmlformats.org/markup-compatibility/2006" xmlns:aink="http://schemas.microsoft.com/office/drawing/2016/ink" xmlns:am3d="http://schemas.microsoft.com/office/drawing/2017/model3d" xmlns:o="urn:schemas-microsoft-com:office:office" xmlns:oel="http://schemas.microsoft.com/office/2019/extlst" xmlns:r="http://schemas.openxmlformats.org/officeDocument/2006/relationships" xmlns:m="http://schemas.openxmlformats.org/officeDocument/2006/math" xmlns:v="urn:schemas-microsoft-com:vml" xmlns:wp14="http://schemas.microsoft.com/office/word/2010/wordprocessingDrawing" xmlns:wp="http://schemas.openxmlformats.org/drawingml/2006/wordprocessingDrawing" xmlns:w10="urn:schemas-microsoft-com:office:word" xmlns:w="http://schemas.openxmlformats.org/wordprocessingml/2006/main" xmlns:w14="http://schemas.microsoft.com/office/word/2010/wordml" xmlns:w15="http://schemas.microsoft.com/office/word/2012/wordml" xmlns:w16cex="http://schemas.microsoft.com/office/word/2018/wordml/cex" xmlns:w16cid="http://schemas.microsoft.com/office/word/2016/wordml/cid" xmlns:w16="http://schemas.microsoft.com/office/word/2018/wordml" xmlns:w16du="http://schemas.microsoft.com/office/word/2023/wordml/word16du" xmlns:w16sdtdh="http://schemas.microsoft.com/office/word/2020/wordml/sdtdatahash" xmlns:w16sdtfl="http://schemas.microsoft.com/office/word/2024/wordml/sdtformatlock" xmlns:w16se="http://schemas.microsoft.com/office/word/2015/wordml/symex" xmlns:wpg="http://schemas.microsoft.com/office/word/2010/wordprocessingGroup" xmlns:wpi="http://schemas.microsoft.com/office/word/2010/wordprocessingInk" xmlns:wne="http://schemas.microsoft.com/office/word/2006/wordml" xmlns:wps="http://schemas.microsoft.com/office/word/2010/wordprocessingShape" mc:Ignorable="w14 w15 w16se w16cid w16 w16cex w16sdtdh w16sdtfl w16du wp14">
   <w:p>
     <w:pPr>
       <w:pBdr>
@@ -10652,7 +10678,7 @@
 </file>
 
 <file path=word/footer2.xml><?xml version="1.0" encoding="utf-8"?>
-<w:ftr xmlns:wpc="http://schemas.microsoft.com/office/word/2010/wordprocessingCanvas" xmlns:cx="http://schemas.microsoft.com/office/drawing/2014/chartex" xmlns:cx1="http://schemas.microsoft.com/office/drawing/2015/9/8/chartex" xmlns:cx2="http://schemas.microsoft.com/office/drawing/2015/10/21/chartex" xmlns:cx3="http://schemas.microsoft.com/office/drawing/2016/5/9/chartex" xmlns:cx4="http://schemas.microsoft.com/office/drawing/2016/5/10/chartex" xmlns:cx5="http://schemas.microsoft.com/office/drawing/2016/5/11/chartex" xmlns:cx6="http://schemas.microsoft.com/office/drawing/2016/5/12/chartex" xmlns:cx7="http://schemas.microsoft.com/office/drawing/2016/5/13/chartex" xmlns:cx8="http://schemas.microsoft.com/office/drawing/2016/5/14/chartex" xmlns:mc="http://schemas.openxmlformats.org/markup-compatibility/2006" xmlns:aink="http://schemas.microsoft.com/office/drawing/2016/ink" xmlns:am3d="http://schemas.microsoft.com/office/drawing/2017/model3d" xmlns:o="urn:schemas-microsoft-com:office:office" xmlns:oel="http://schemas.microsoft.com/office/2019/extlst" xmlns:r="http://schemas.openxmlformats.org/officeDocument/2006/relationships" xmlns:m="http://schemas.openxmlformats.org/officeDocument/2006/math" xmlns:v="urn:schemas-microsoft-com:vml" xmlns:wp14="http://schemas.microsoft.com/office/word/2010/wordprocessingDrawing" xmlns:wp="http://schemas.openxmlformats.org/drawingml/2006/wordprocessingDrawing" xmlns:w10="urn:schemas-microsoft-com:office:word" xmlns:w="http://schemas.openxmlformats.org/wordprocessingml/2006/main" xmlns:w14="http://schemas.microsoft.com/office/word/2010/wordml" xmlns:w15="http://schemas.microsoft.com/office/word/2012/wordml" xmlns:w16cex="http://schemas.microsoft.com/office/word/2018/wordml/cex" xmlns:w16cid="http://schemas.microsoft.com/office/word/2016/wordml/cid" xmlns:w16="http://schemas.microsoft.com/office/word/2018/wordml" xmlns:w16sdtdh="http://schemas.microsoft.com/office/word/2020/wordml/sdtdatahash" xmlns:w16se="http://schemas.microsoft.com/office/word/2015/wordml/symex" xmlns:wpg="http://schemas.microsoft.com/office/word/2010/wordprocessingGroup" xmlns:wpi="http://schemas.microsoft.com/office/word/2010/wordprocessingInk" xmlns:wne="http://schemas.microsoft.com/office/word/2006/wordml" xmlns:wps="http://schemas.microsoft.com/office/word/2010/wordprocessingShape" mc:Ignorable="w14 w15 w16se w16cid w16 w16cex w16sdtdh wp14">
+<w:ftr xmlns:wpc="http://schemas.microsoft.com/office/word/2010/wordprocessingCanvas" xmlns:cx="http://schemas.microsoft.com/office/drawing/2014/chartex" xmlns:cx1="http://schemas.microsoft.com/office/drawing/2015/9/8/chartex" xmlns:cx2="http://schemas.microsoft.com/office/drawing/2015/10/21/chartex" xmlns:cx3="http://schemas.microsoft.com/office/drawing/2016/5/9/chartex" xmlns:cx4="http://schemas.microsoft.com/office/drawing/2016/5/10/chartex" xmlns:cx5="http://schemas.microsoft.com/office/drawing/2016/5/11/chartex" xmlns:cx6="http://schemas.microsoft.com/office/drawing/2016/5/12/chartex" xmlns:cx7="http://schemas.microsoft.com/office/drawing/2016/5/13/chartex" xmlns:cx8="http://schemas.microsoft.com/office/drawing/2016/5/14/chartex" xmlns:mc="http://schemas.openxmlformats.org/markup-compatibility/2006" xmlns:aink="http://schemas.microsoft.com/office/drawing/2016/ink" xmlns:am3d="http://schemas.microsoft.com/office/drawing/2017/model3d" xmlns:o="urn:schemas-microsoft-com:office:office" xmlns:oel="http://schemas.microsoft.com/office/2019/extlst" xmlns:r="http://schemas.openxmlformats.org/officeDocument/2006/relationships" xmlns:m="http://schemas.openxmlformats.org/officeDocument/2006/math" xmlns:v="urn:schemas-microsoft-com:vml" xmlns:wp14="http://schemas.microsoft.com/office/word/2010/wordprocessingDrawing" xmlns:wp="http://schemas.openxmlformats.org/drawingml/2006/wordprocessingDrawing" xmlns:w10="urn:schemas-microsoft-com:office:word" xmlns:w="http://schemas.openxmlformats.org/wordprocessingml/2006/main" xmlns:w14="http://schemas.microsoft.com/office/word/2010/wordml" xmlns:w15="http://schemas.microsoft.com/office/word/2012/wordml" xmlns:w16cex="http://schemas.microsoft.com/office/word/2018/wordml/cex" xmlns:w16cid="http://schemas.microsoft.com/office/word/2016/wordml/cid" xmlns:w16="http://schemas.microsoft.com/office/word/2018/wordml" xmlns:w16du="http://schemas.microsoft.com/office/word/2023/wordml/word16du" xmlns:w16sdtdh="http://schemas.microsoft.com/office/word/2020/wordml/sdtdatahash" xmlns:w16sdtfl="http://schemas.microsoft.com/office/word/2024/wordml/sdtformatlock" xmlns:w16se="http://schemas.microsoft.com/office/word/2015/wordml/symex" xmlns:wpg="http://schemas.microsoft.com/office/word/2010/wordprocessingGroup" xmlns:wpi="http://schemas.microsoft.com/office/word/2010/wordprocessingInk" xmlns:wne="http://schemas.microsoft.com/office/word/2006/wordml" xmlns:wps="http://schemas.microsoft.com/office/word/2010/wordprocessingShape" mc:Ignorable="w14 w15 w16se w16cid w16 w16cex w16sdtdh w16sdtfl w16du wp14">
   <w:p>
     <w:pPr>
       <w:pBdr>
@@ -10755,6 +10781,13 @@
       </w:rPr>
       <w:tab/>
       <w:t xml:space="preserve"> </w:t>
+    </w:r>
+    <w:r>
+      <w:rPr>
+        <w:b/>
+        <w:bCs/>
+      </w:rPr>
+      <w:t xml:space="preserve">           </w:t>
     </w:r>
     <w:r>
       <w:tab/>
@@ -10867,22 +10900,19 @@
         <w:bCs/>
       </w:rPr>
     </w:pPr>
-  </w:p>
-</w:ftr>
-</file>
-
-<file path=word/footer3.xml><?xml version="1.0" encoding="utf-8"?>
-<w:ftr xmlns:wpc="http://schemas.microsoft.com/office/word/2010/wordprocessingCanvas" xmlns:cx="http://schemas.microsoft.com/office/drawing/2014/chartex" xmlns:cx1="http://schemas.microsoft.com/office/drawing/2015/9/8/chartex" xmlns:cx2="http://schemas.microsoft.com/office/drawing/2015/10/21/chartex" xmlns:cx3="http://schemas.microsoft.com/office/drawing/2016/5/9/chartex" xmlns:cx4="http://schemas.microsoft.com/office/drawing/2016/5/10/chartex" xmlns:cx5="http://schemas.microsoft.com/office/drawing/2016/5/11/chartex" xmlns:cx6="http://schemas.microsoft.com/office/drawing/2016/5/12/chartex" xmlns:cx7="http://schemas.microsoft.com/office/drawing/2016/5/13/chartex" xmlns:cx8="http://schemas.microsoft.com/office/drawing/2016/5/14/chartex" xmlns:mc="http://schemas.openxmlformats.org/markup-compatibility/2006" xmlns:aink="http://schemas.microsoft.com/office/drawing/2016/ink" xmlns:am3d="http://schemas.microsoft.com/office/drawing/2017/model3d" xmlns:o="urn:schemas-microsoft-com:office:office" xmlns:oel="http://schemas.microsoft.com/office/2019/extlst" xmlns:r="http://schemas.openxmlformats.org/officeDocument/2006/relationships" xmlns:m="http://schemas.openxmlformats.org/officeDocument/2006/math" xmlns:v="urn:schemas-microsoft-com:vml" xmlns:wp14="http://schemas.microsoft.com/office/word/2010/wordprocessingDrawing" xmlns:wp="http://schemas.openxmlformats.org/drawingml/2006/wordprocessingDrawing" xmlns:w10="urn:schemas-microsoft-com:office:word" xmlns:w="http://schemas.openxmlformats.org/wordprocessingml/2006/main" xmlns:w14="http://schemas.microsoft.com/office/word/2010/wordml" xmlns:w15="http://schemas.microsoft.com/office/word/2012/wordml" xmlns:w16cex="http://schemas.microsoft.com/office/word/2018/wordml/cex" xmlns:w16cid="http://schemas.microsoft.com/office/word/2016/wordml/cid" xmlns:w16="http://schemas.microsoft.com/office/word/2018/wordml" xmlns:w16sdtdh="http://schemas.microsoft.com/office/word/2020/wordml/sdtdatahash" xmlns:w16se="http://schemas.microsoft.com/office/word/2015/wordml/symex" xmlns:wpg="http://schemas.microsoft.com/office/word/2010/wordprocessingGroup" xmlns:wpi="http://schemas.microsoft.com/office/word/2010/wordprocessingInk" xmlns:wne="http://schemas.microsoft.com/office/word/2006/wordml" xmlns:wps="http://schemas.microsoft.com/office/word/2010/wordprocessingShape" mc:Ignorable="w14 w15 w16se w16cid w16 w16cex w16sdtdh wp14">
-  <w:p>
-    <w:pPr>
-      <w:pStyle w:val="Footer"/>
-    </w:pPr>
+    <w:r>
+      <w:rPr>
+        <w:b/>
+        <w:bCs/>
+      </w:rPr>
+      <w:t xml:space="preserve"> </w:t>
+    </w:r>
   </w:p>
 </w:ftr>
 </file>
 
 <file path=word/footnotes.xml><?xml version="1.0" encoding="utf-8"?>
-<w:footnotes xmlns:wpc="http://schemas.microsoft.com/office/word/2010/wordprocessingCanvas" xmlns:cx="http://schemas.microsoft.com/office/drawing/2014/chartex" xmlns:cx1="http://schemas.microsoft.com/office/drawing/2015/9/8/chartex" xmlns:cx2="http://schemas.microsoft.com/office/drawing/2015/10/21/chartex" xmlns:cx3="http://schemas.microsoft.com/office/drawing/2016/5/9/chartex" xmlns:cx4="http://schemas.microsoft.com/office/drawing/2016/5/10/chartex" xmlns:cx5="http://schemas.microsoft.com/office/drawing/2016/5/11/chartex" xmlns:cx6="http://schemas.microsoft.com/office/drawing/2016/5/12/chartex" xmlns:cx7="http://schemas.microsoft.com/office/drawing/2016/5/13/chartex" xmlns:cx8="http://schemas.microsoft.com/office/drawing/2016/5/14/chartex" xmlns:mc="http://schemas.openxmlformats.org/markup-compatibility/2006" xmlns:aink="http://schemas.microsoft.com/office/drawing/2016/ink" xmlns:am3d="http://schemas.microsoft.com/office/drawing/2017/model3d" xmlns:o="urn:schemas-microsoft-com:office:office" xmlns:oel="http://schemas.microsoft.com/office/2019/extlst" xmlns:r="http://schemas.openxmlformats.org/officeDocument/2006/relationships" xmlns:m="http://schemas.openxmlformats.org/officeDocument/2006/math" xmlns:v="urn:schemas-microsoft-com:vml" xmlns:wp14="http://schemas.microsoft.com/office/word/2010/wordprocessingDrawing" xmlns:wp="http://schemas.openxmlformats.org/drawingml/2006/wordprocessingDrawing" xmlns:w10="urn:schemas-microsoft-com:office:word" xmlns:w="http://schemas.openxmlformats.org/wordprocessingml/2006/main" xmlns:w14="http://schemas.microsoft.com/office/word/2010/wordml" xmlns:w15="http://schemas.microsoft.com/office/word/2012/wordml" xmlns:w16cex="http://schemas.microsoft.com/office/word/2018/wordml/cex" xmlns:w16cid="http://schemas.microsoft.com/office/word/2016/wordml/cid" xmlns:w16="http://schemas.microsoft.com/office/word/2018/wordml" xmlns:w16sdtdh="http://schemas.microsoft.com/office/word/2020/wordml/sdtdatahash" xmlns:w16se="http://schemas.microsoft.com/office/word/2015/wordml/symex" xmlns:wpg="http://schemas.microsoft.com/office/word/2010/wordprocessingGroup" xmlns:wpi="http://schemas.microsoft.com/office/word/2010/wordprocessingInk" xmlns:wne="http://schemas.microsoft.com/office/word/2006/wordml" xmlns:wps="http://schemas.microsoft.com/office/word/2010/wordprocessingShape" mc:Ignorable="w14 w15 w16se w16cid w16 w16cex w16sdtdh wp14">
+<w:footnotes xmlns:wpc="http://schemas.microsoft.com/office/word/2010/wordprocessingCanvas" xmlns:cx="http://schemas.microsoft.com/office/drawing/2014/chartex" xmlns:cx1="http://schemas.microsoft.com/office/drawing/2015/9/8/chartex" xmlns:cx2="http://schemas.microsoft.com/office/drawing/2015/10/21/chartex" xmlns:cx3="http://schemas.microsoft.com/office/drawing/2016/5/9/chartex" xmlns:cx4="http://schemas.microsoft.com/office/drawing/2016/5/10/chartex" xmlns:cx5="http://schemas.microsoft.com/office/drawing/2016/5/11/chartex" xmlns:cx6="http://schemas.microsoft.com/office/drawing/2016/5/12/chartex" xmlns:cx7="http://schemas.microsoft.com/office/drawing/2016/5/13/chartex" xmlns:cx8="http://schemas.microsoft.com/office/drawing/2016/5/14/chartex" xmlns:mc="http://schemas.openxmlformats.org/markup-compatibility/2006" xmlns:aink="http://schemas.microsoft.com/office/drawing/2016/ink" xmlns:am3d="http://schemas.microsoft.com/office/drawing/2017/model3d" xmlns:o="urn:schemas-microsoft-com:office:office" xmlns:oel="http://schemas.microsoft.com/office/2019/extlst" xmlns:r="http://schemas.openxmlformats.org/officeDocument/2006/relationships" xmlns:m="http://schemas.openxmlformats.org/officeDocument/2006/math" xmlns:v="urn:schemas-microsoft-com:vml" xmlns:wp14="http://schemas.microsoft.com/office/word/2010/wordprocessingDrawing" xmlns:wp="http://schemas.openxmlformats.org/drawingml/2006/wordprocessingDrawing" xmlns:w10="urn:schemas-microsoft-com:office:word" xmlns:w="http://schemas.openxmlformats.org/wordprocessingml/2006/main" xmlns:w14="http://schemas.microsoft.com/office/word/2010/wordml" xmlns:w15="http://schemas.microsoft.com/office/word/2012/wordml" xmlns:w16cex="http://schemas.microsoft.com/office/word/2018/wordml/cex" xmlns:w16cid="http://schemas.microsoft.com/office/word/2016/wordml/cid" xmlns:w16="http://schemas.microsoft.com/office/word/2018/wordml" xmlns:w16du="http://schemas.microsoft.com/office/word/2023/wordml/word16du" xmlns:w16sdtdh="http://schemas.microsoft.com/office/word/2020/wordml/sdtdatahash" xmlns:w16sdtfl="http://schemas.microsoft.com/office/word/2024/wordml/sdtformatlock" xmlns:w16se="http://schemas.microsoft.com/office/word/2015/wordml/symex" xmlns:wpg="http://schemas.microsoft.com/office/word/2010/wordprocessingGroup" xmlns:wpi="http://schemas.microsoft.com/office/word/2010/wordprocessingInk" xmlns:wne="http://schemas.microsoft.com/office/word/2006/wordml" xmlns:wps="http://schemas.microsoft.com/office/word/2010/wordprocessingShape" mc:Ignorable="w14 w15 w16se w16cid w16 w16cex w16sdtdh w16sdtfl w16du wp14">
   <w:footnote w:type="separator" w:id="-1">
     <w:p>
       <w:pPr>
@@ -10907,7 +10937,7 @@
 </file>
 
 <file path=word/header1.xml><?xml version="1.0" encoding="utf-8"?>
-<w:hdr xmlns:wpc="http://schemas.microsoft.com/office/word/2010/wordprocessingCanvas" xmlns:cx="http://schemas.microsoft.com/office/drawing/2014/chartex" xmlns:cx1="http://schemas.microsoft.com/office/drawing/2015/9/8/chartex" xmlns:cx2="http://schemas.microsoft.com/office/drawing/2015/10/21/chartex" xmlns:cx3="http://schemas.microsoft.com/office/drawing/2016/5/9/chartex" xmlns:cx4="http://schemas.microsoft.com/office/drawing/2016/5/10/chartex" xmlns:cx5="http://schemas.microsoft.com/office/drawing/2016/5/11/chartex" xmlns:cx6="http://schemas.microsoft.com/office/drawing/2016/5/12/chartex" xmlns:cx7="http://schemas.microsoft.com/office/drawing/2016/5/13/chartex" xmlns:cx8="http://schemas.microsoft.com/office/drawing/2016/5/14/chartex" xmlns:mc="http://schemas.openxmlformats.org/markup-compatibility/2006" xmlns:aink="http://schemas.microsoft.com/office/drawing/2016/ink" xmlns:am3d="http://schemas.microsoft.com/office/drawing/2017/model3d" xmlns:o="urn:schemas-microsoft-com:office:office" xmlns:oel="http://schemas.microsoft.com/office/2019/extlst" xmlns:r="http://schemas.openxmlformats.org/officeDocument/2006/relationships" xmlns:m="http://schemas.openxmlformats.org/officeDocument/2006/math" xmlns:v="urn:schemas-microsoft-com:vml" xmlns:wp14="http://schemas.microsoft.com/office/word/2010/wordprocessingDrawing" xmlns:wp="http://schemas.openxmlformats.org/drawingml/2006/wordprocessingDrawing" xmlns:w10="urn:schemas-microsoft-com:office:word" xmlns:w="http://schemas.openxmlformats.org/wordprocessingml/2006/main" xmlns:w14="http://schemas.microsoft.com/office/word/2010/wordml" xmlns:w15="http://schemas.microsoft.com/office/word/2012/wordml" xmlns:w16cex="http://schemas.microsoft.com/office/word/2018/wordml/cex" xmlns:w16cid="http://schemas.microsoft.com/office/word/2016/wordml/cid" xmlns:w16="http://schemas.microsoft.com/office/word/2018/wordml" xmlns:w16sdtdh="http://schemas.microsoft.com/office/word/2020/wordml/sdtdatahash" xmlns:w16se="http://schemas.microsoft.com/office/word/2015/wordml/symex" xmlns:wpg="http://schemas.microsoft.com/office/word/2010/wordprocessingGroup" xmlns:wpi="http://schemas.microsoft.com/office/word/2010/wordprocessingInk" xmlns:wne="http://schemas.microsoft.com/office/word/2006/wordml" xmlns:wps="http://schemas.microsoft.com/office/word/2010/wordprocessingShape" mc:Ignorable="w14 w15 w16se w16cid w16 w16cex w16sdtdh wp14">
+<w:hdr xmlns:wpc="http://schemas.microsoft.com/office/word/2010/wordprocessingCanvas" xmlns:cx="http://schemas.microsoft.com/office/drawing/2014/chartex" xmlns:cx1="http://schemas.microsoft.com/office/drawing/2015/9/8/chartex" xmlns:cx2="http://schemas.microsoft.com/office/drawing/2015/10/21/chartex" xmlns:cx3="http://schemas.microsoft.com/office/drawing/2016/5/9/chartex" xmlns:cx4="http://schemas.microsoft.com/office/drawing/2016/5/10/chartex" xmlns:cx5="http://schemas.microsoft.com/office/drawing/2016/5/11/chartex" xmlns:cx6="http://schemas.microsoft.com/office/drawing/2016/5/12/chartex" xmlns:cx7="http://schemas.microsoft.com/office/drawing/2016/5/13/chartex" xmlns:cx8="http://schemas.microsoft.com/office/drawing/2016/5/14/chartex" xmlns:mc="http://schemas.openxmlformats.org/markup-compatibility/2006" xmlns:aink="http://schemas.microsoft.com/office/drawing/2016/ink" xmlns:am3d="http://schemas.microsoft.com/office/drawing/2017/model3d" xmlns:o="urn:schemas-microsoft-com:office:office" xmlns:oel="http://schemas.microsoft.com/office/2019/extlst" xmlns:r="http://schemas.openxmlformats.org/officeDocument/2006/relationships" xmlns:m="http://schemas.openxmlformats.org/officeDocument/2006/math" xmlns:v="urn:schemas-microsoft-com:vml" xmlns:wp14="http://schemas.microsoft.com/office/word/2010/wordprocessingDrawing" xmlns:wp="http://schemas.openxmlformats.org/drawingml/2006/wordprocessingDrawing" xmlns:w10="urn:schemas-microsoft-com:office:word" xmlns:w="http://schemas.openxmlformats.org/wordprocessingml/2006/main" xmlns:w14="http://schemas.microsoft.com/office/word/2010/wordml" xmlns:w15="http://schemas.microsoft.com/office/word/2012/wordml" xmlns:w16cex="http://schemas.microsoft.com/office/word/2018/wordml/cex" xmlns:w16cid="http://schemas.microsoft.com/office/word/2016/wordml/cid" xmlns:w16="http://schemas.microsoft.com/office/word/2018/wordml" xmlns:w16du="http://schemas.microsoft.com/office/word/2023/wordml/word16du" xmlns:w16sdtdh="http://schemas.microsoft.com/office/word/2020/wordml/sdtdatahash" xmlns:w16sdtfl="http://schemas.microsoft.com/office/word/2024/wordml/sdtformatlock" xmlns:w16se="http://schemas.microsoft.com/office/word/2015/wordml/symex" xmlns:wpg="http://schemas.microsoft.com/office/word/2010/wordprocessingGroup" xmlns:wpi="http://schemas.microsoft.com/office/word/2010/wordprocessingInk" xmlns:wne="http://schemas.microsoft.com/office/word/2006/wordml" xmlns:wps="http://schemas.microsoft.com/office/word/2010/wordprocessingShape" mc:Ignorable="w14 w15 w16se w16cid w16 w16cex w16sdtdh w16sdtfl w16du wp14">
   <w:p>
     <w:pPr>
       <w:pStyle w:val="Header"/>
@@ -10920,7 +10950,7 @@
 </file>
 
 <file path=word/header2.xml><?xml version="1.0" encoding="utf-8"?>
-<w:hdr xmlns:wpc="http://schemas.microsoft.com/office/word/2010/wordprocessingCanvas" xmlns:cx="http://schemas.microsoft.com/office/drawing/2014/chartex" xmlns:cx1="http://schemas.microsoft.com/office/drawing/2015/9/8/chartex" xmlns:cx2="http://schemas.microsoft.com/office/drawing/2015/10/21/chartex" xmlns:cx3="http://schemas.microsoft.com/office/drawing/2016/5/9/chartex" xmlns:cx4="http://schemas.microsoft.com/office/drawing/2016/5/10/chartex" xmlns:cx5="http://schemas.microsoft.com/office/drawing/2016/5/11/chartex" xmlns:cx6="http://schemas.microsoft.com/office/drawing/2016/5/12/chartex" xmlns:cx7="http://schemas.microsoft.com/office/drawing/2016/5/13/chartex" xmlns:cx8="http://schemas.microsoft.com/office/drawing/2016/5/14/chartex" xmlns:mc="http://schemas.openxmlformats.org/markup-compatibility/2006" xmlns:aink="http://schemas.microsoft.com/office/drawing/2016/ink" xmlns:am3d="http://schemas.microsoft.com/office/drawing/2017/model3d" xmlns:o="urn:schemas-microsoft-com:office:office" xmlns:oel="http://schemas.microsoft.com/office/2019/extlst" xmlns:r="http://schemas.openxmlformats.org/officeDocument/2006/relationships" xmlns:m="http://schemas.openxmlformats.org/officeDocument/2006/math" xmlns:v="urn:schemas-microsoft-com:vml" xmlns:wp14="http://schemas.microsoft.com/office/word/2010/wordprocessingDrawing" xmlns:wp="http://schemas.openxmlformats.org/drawingml/2006/wordprocessingDrawing" xmlns:w10="urn:schemas-microsoft-com:office:word" xmlns:w="http://schemas.openxmlformats.org/wordprocessingml/2006/main" xmlns:w14="http://schemas.microsoft.com/office/word/2010/wordml" xmlns:w15="http://schemas.microsoft.com/office/word/2012/wordml" xmlns:w16cex="http://schemas.microsoft.com/office/word/2018/wordml/cex" xmlns:w16cid="http://schemas.microsoft.com/office/word/2016/wordml/cid" xmlns:w16="http://schemas.microsoft.com/office/word/2018/wordml" xmlns:w16sdtdh="http://schemas.microsoft.com/office/word/2020/wordml/sdtdatahash" xmlns:w16se="http://schemas.microsoft.com/office/word/2015/wordml/symex" xmlns:wpg="http://schemas.microsoft.com/office/word/2010/wordprocessingGroup" xmlns:wpi="http://schemas.microsoft.com/office/word/2010/wordprocessingInk" xmlns:wne="http://schemas.microsoft.com/office/word/2006/wordml" xmlns:wps="http://schemas.microsoft.com/office/word/2010/wordprocessingShape" mc:Ignorable="w14 w15 w16se w16cid w16 w16cex w16sdtdh wp14">
+<w:hdr xmlns:wpc="http://schemas.microsoft.com/office/word/2010/wordprocessingCanvas" xmlns:cx="http://schemas.microsoft.com/office/drawing/2014/chartex" xmlns:cx1="http://schemas.microsoft.com/office/drawing/2015/9/8/chartex" xmlns:cx2="http://schemas.microsoft.com/office/drawing/2015/10/21/chartex" xmlns:cx3="http://schemas.microsoft.com/office/drawing/2016/5/9/chartex" xmlns:cx4="http://schemas.microsoft.com/office/drawing/2016/5/10/chartex" xmlns:cx5="http://schemas.microsoft.com/office/drawing/2016/5/11/chartex" xmlns:cx6="http://schemas.microsoft.com/office/drawing/2016/5/12/chartex" xmlns:cx7="http://schemas.microsoft.com/office/drawing/2016/5/13/chartex" xmlns:cx8="http://schemas.microsoft.com/office/drawing/2016/5/14/chartex" xmlns:mc="http://schemas.openxmlformats.org/markup-compatibility/2006" xmlns:aink="http://schemas.microsoft.com/office/drawing/2016/ink" xmlns:am3d="http://schemas.microsoft.com/office/drawing/2017/model3d" xmlns:o="urn:schemas-microsoft-com:office:office" xmlns:oel="http://schemas.microsoft.com/office/2019/extlst" xmlns:r="http://schemas.openxmlformats.org/officeDocument/2006/relationships" xmlns:m="http://schemas.openxmlformats.org/officeDocument/2006/math" xmlns:v="urn:schemas-microsoft-com:vml" xmlns:wp14="http://schemas.microsoft.com/office/word/2010/wordprocessingDrawing" xmlns:wp="http://schemas.openxmlformats.org/drawingml/2006/wordprocessingDrawing" xmlns:w10="urn:schemas-microsoft-com:office:word" xmlns:w="http://schemas.openxmlformats.org/wordprocessingml/2006/main" xmlns:w14="http://schemas.microsoft.com/office/word/2010/wordml" xmlns:w15="http://schemas.microsoft.com/office/word/2012/wordml" xmlns:w16cex="http://schemas.microsoft.com/office/word/2018/wordml/cex" xmlns:w16cid="http://schemas.microsoft.com/office/word/2016/wordml/cid" xmlns:w16="http://schemas.microsoft.com/office/word/2018/wordml" xmlns:w16du="http://schemas.microsoft.com/office/word/2023/wordml/word16du" xmlns:w16sdtdh="http://schemas.microsoft.com/office/word/2020/wordml/sdtdatahash" xmlns:w16sdtfl="http://schemas.microsoft.com/office/word/2024/wordml/sdtformatlock" xmlns:w16se="http://schemas.microsoft.com/office/word/2015/wordml/symex" xmlns:wpg="http://schemas.microsoft.com/office/word/2010/wordprocessingGroup" xmlns:wpi="http://schemas.microsoft.com/office/word/2010/wordprocessingInk" xmlns:wne="http://schemas.microsoft.com/office/word/2006/wordml" xmlns:wps="http://schemas.microsoft.com/office/word/2010/wordprocessingShape" mc:Ignorable="w14 w15 w16se w16cid w16 w16cex w16sdtdh w16sdtfl w16du wp14">
   <w:p>
     <w:pPr>
       <w:pStyle w:val="Header"/>
@@ -10932,18 +10962,8 @@
 </w:hdr>
 </file>
 
-<file path=word/header3.xml><?xml version="1.0" encoding="utf-8"?>
-<w:hdr xmlns:wpc="http://schemas.microsoft.com/office/word/2010/wordprocessingCanvas" xmlns:cx="http://schemas.microsoft.com/office/drawing/2014/chartex" xmlns:cx1="http://schemas.microsoft.com/office/drawing/2015/9/8/chartex" xmlns:cx2="http://schemas.microsoft.com/office/drawing/2015/10/21/chartex" xmlns:cx3="http://schemas.microsoft.com/office/drawing/2016/5/9/chartex" xmlns:cx4="http://schemas.microsoft.com/office/drawing/2016/5/10/chartex" xmlns:cx5="http://schemas.microsoft.com/office/drawing/2016/5/11/chartex" xmlns:cx6="http://schemas.microsoft.com/office/drawing/2016/5/12/chartex" xmlns:cx7="http://schemas.microsoft.com/office/drawing/2016/5/13/chartex" xmlns:cx8="http://schemas.microsoft.com/office/drawing/2016/5/14/chartex" xmlns:mc="http://schemas.openxmlformats.org/markup-compatibility/2006" xmlns:aink="http://schemas.microsoft.com/office/drawing/2016/ink" xmlns:am3d="http://schemas.microsoft.com/office/drawing/2017/model3d" xmlns:o="urn:schemas-microsoft-com:office:office" xmlns:oel="http://schemas.microsoft.com/office/2019/extlst" xmlns:r="http://schemas.openxmlformats.org/officeDocument/2006/relationships" xmlns:m="http://schemas.openxmlformats.org/officeDocument/2006/math" xmlns:v="urn:schemas-microsoft-com:vml" xmlns:wp14="http://schemas.microsoft.com/office/word/2010/wordprocessingDrawing" xmlns:wp="http://schemas.openxmlformats.org/drawingml/2006/wordprocessingDrawing" xmlns:w10="urn:schemas-microsoft-com:office:word" xmlns:w="http://schemas.openxmlformats.org/wordprocessingml/2006/main" xmlns:w14="http://schemas.microsoft.com/office/word/2010/wordml" xmlns:w15="http://schemas.microsoft.com/office/word/2012/wordml" xmlns:w16cex="http://schemas.microsoft.com/office/word/2018/wordml/cex" xmlns:w16cid="http://schemas.microsoft.com/office/word/2016/wordml/cid" xmlns:w16="http://schemas.microsoft.com/office/word/2018/wordml" xmlns:w16sdtdh="http://schemas.microsoft.com/office/word/2020/wordml/sdtdatahash" xmlns:w16se="http://schemas.microsoft.com/office/word/2015/wordml/symex" xmlns:wpg="http://schemas.microsoft.com/office/word/2010/wordprocessingGroup" xmlns:wpi="http://schemas.microsoft.com/office/word/2010/wordprocessingInk" xmlns:wne="http://schemas.microsoft.com/office/word/2006/wordml" xmlns:wps="http://schemas.microsoft.com/office/word/2010/wordprocessingShape" mc:Ignorable="w14 w15 w16se w16cid w16 w16cex w16sdtdh wp14">
-  <w:p>
-    <w:pPr>
-      <w:pStyle w:val="Header"/>
-    </w:pPr>
-  </w:p>
-</w:hdr>
-</file>
-
 <file path=word/styles.xml><?xml version="1.0" encoding="utf-8"?>
-<w:styles xmlns:mc="http://schemas.openxmlformats.org/markup-compatibility/2006" xmlns:r="http://schemas.openxmlformats.org/officeDocument/2006/relationships" xmlns:w="http://schemas.openxmlformats.org/wordprocessingml/2006/main" xmlns:w14="http://schemas.microsoft.com/office/word/2010/wordml" xmlns:w15="http://schemas.microsoft.com/office/word/2012/wordml" xmlns:w16cex="http://schemas.microsoft.com/office/word/2018/wordml/cex" xmlns:w16cid="http://schemas.microsoft.com/office/word/2016/wordml/cid" xmlns:w16="http://schemas.microsoft.com/office/word/2018/wordml" xmlns:w16sdtdh="http://schemas.microsoft.com/office/word/2020/wordml/sdtdatahash" xmlns:w16se="http://schemas.microsoft.com/office/word/2015/wordml/symex" mc:Ignorable="w14 w15 w16se w16cid w16 w16cex w16sdtdh">
+<w:styles xmlns:mc="http://schemas.openxmlformats.org/markup-compatibility/2006" xmlns:r="http://schemas.openxmlformats.org/officeDocument/2006/relationships" xmlns:w="http://schemas.openxmlformats.org/wordprocessingml/2006/main" xmlns:w14="http://schemas.microsoft.com/office/word/2010/wordml" xmlns:w15="http://schemas.microsoft.com/office/word/2012/wordml" xmlns:w16cex="http://schemas.microsoft.com/office/word/2018/wordml/cex" xmlns:w16cid="http://schemas.microsoft.com/office/word/2016/wordml/cid" xmlns:w16="http://schemas.microsoft.com/office/word/2018/wordml" xmlns:w16du="http://schemas.microsoft.com/office/word/2023/wordml/word16du" xmlns:w16sdtdh="http://schemas.microsoft.com/office/word/2020/wordml/sdtdatahash" xmlns:w16sdtfl="http://schemas.microsoft.com/office/word/2024/wordml/sdtformatlock" xmlns:w16se="http://schemas.microsoft.com/office/word/2015/wordml/symex" mc:Ignorable="w14 w15 w16se w16cid w16 w16cex w16sdtdh w16sdtfl w16du">
   <w:docDefaults>
     <w:rPrDefault>
       <w:rPr>

--- a/TS-Kramam/TS-6.5/TS 6.5 Tamil Krama Paatam Corrections.docx
+++ b/TS-Kramam/TS-6.5/TS 6.5 Tamil Krama Paatam Corrections.docx
@@ -2,6 +2,2103 @@
 <file path=word/document.xml><?xml version="1.0" encoding="utf-8"?>
 <w:document xmlns:wpc="http://schemas.microsoft.com/office/word/2010/wordprocessingCanvas" xmlns:cx="http://schemas.microsoft.com/office/drawing/2014/chartex" xmlns:cx1="http://schemas.microsoft.com/office/drawing/2015/9/8/chartex" xmlns:cx2="http://schemas.microsoft.com/office/drawing/2015/10/21/chartex" xmlns:cx3="http://schemas.microsoft.com/office/drawing/2016/5/9/chartex" xmlns:cx4="http://schemas.microsoft.com/office/drawing/2016/5/10/chartex" xmlns:cx5="http://schemas.microsoft.com/office/drawing/2016/5/11/chartex" xmlns:cx6="http://schemas.microsoft.com/office/drawing/2016/5/12/chartex" xmlns:cx7="http://schemas.microsoft.com/office/drawing/2016/5/13/chartex" xmlns:cx8="http://schemas.microsoft.com/office/drawing/2016/5/14/chartex" xmlns:mc="http://schemas.openxmlformats.org/markup-compatibility/2006" xmlns:aink="http://schemas.microsoft.com/office/drawing/2016/ink" xmlns:am3d="http://schemas.microsoft.com/office/drawing/2017/model3d" xmlns:o="urn:schemas-microsoft-com:office:office" xmlns:oel="http://schemas.microsoft.com/office/2019/extlst" xmlns:r="http://schemas.openxmlformats.org/officeDocument/2006/relationships" xmlns:m="http://schemas.openxmlformats.org/officeDocument/2006/math" xmlns:v="urn:schemas-microsoft-com:vml" xmlns:wp14="http://schemas.microsoft.com/office/word/2010/wordprocessingDrawing" xmlns:wp="http://schemas.openxmlformats.org/drawingml/2006/wordprocessingDrawing" xmlns:w10="urn:schemas-microsoft-com:office:word" xmlns:w="http://schemas.openxmlformats.org/wordprocessingml/2006/main" xmlns:w14="http://schemas.microsoft.com/office/word/2010/wordml" xmlns:w15="http://schemas.microsoft.com/office/word/2012/wordml" xmlns:w16cex="http://schemas.microsoft.com/office/word/2018/wordml/cex" xmlns:w16cid="http://schemas.microsoft.com/office/word/2016/wordml/cid" xmlns:w16="http://schemas.microsoft.com/office/word/2018/wordml" xmlns:w16du="http://schemas.microsoft.com/office/word/2023/wordml/word16du" xmlns:w16sdtdh="http://schemas.microsoft.com/office/word/2020/wordml/sdtdatahash" xmlns:w16sdtfl="http://schemas.microsoft.com/office/word/2024/wordml/sdtformatlock" xmlns:w16se="http://schemas.microsoft.com/office/word/2015/wordml/symex" xmlns:wpg="http://schemas.microsoft.com/office/word/2010/wordprocessingGroup" xmlns:wpi="http://schemas.microsoft.com/office/word/2010/wordprocessingInk" xmlns:wne="http://schemas.microsoft.com/office/word/2006/wordml" xmlns:wps="http://schemas.microsoft.com/office/word/2010/wordprocessingShape" mc:Ignorable="w14 w15 w16se w16cid w16 w16cex w16sdtdh w16sdtfl w16du wp14">
   <w:body>
+    <w:p>
+      <w:pPr>
+        <w:jc w:val="center"/>
+        <w:rPr>
+          <w:b/>
+          <w:bCs/>
+          <w:color w:val="EE0000"/>
+          <w:sz w:val="32"/>
+          <w:szCs w:val="32"/>
+          <w:u w:val="single"/>
+        </w:rPr>
+      </w:pPr>
+      <w:r>
+        <w:rPr>
+          <w:b/>
+          <w:bCs/>
+          <w:sz w:val="32"/>
+          <w:szCs w:val="32"/>
+          <w:u w:val="single"/>
+        </w:rPr>
+        <w:t xml:space="preserve">TS </w:t>
+      </w:r>
+      <w:r>
+        <w:rPr>
+          <w:b/>
+          <w:bCs/>
+          <w:sz w:val="32"/>
+          <w:szCs w:val="32"/>
+          <w:u w:val="single"/>
+        </w:rPr>
+        <w:t>Krama</w:t>
+      </w:r>
+      <w:r>
+        <w:rPr>
+          <w:b/>
+          <w:bCs/>
+          <w:sz w:val="32"/>
+          <w:szCs w:val="32"/>
+          <w:u w:val="single"/>
+        </w:rPr>
+        <w:t xml:space="preserve"> Paatam – TS </w:t>
+      </w:r>
+      <w:r>
+        <w:rPr>
+          <w:b/>
+          <w:bCs/>
+          <w:sz w:val="32"/>
+          <w:szCs w:val="32"/>
+          <w:u w:val="single"/>
+        </w:rPr>
+        <w:t>6.5 Tamil</w:t>
+      </w:r>
+      <w:r>
+        <w:rPr>
+          <w:b/>
+          <w:bCs/>
+          <w:sz w:val="32"/>
+          <w:szCs w:val="32"/>
+          <w:u w:val="single"/>
+        </w:rPr>
+        <w:t xml:space="preserve"> Corrections –</w:t>
+      </w:r>
+      <w:r>
+        <w:rPr>
+          <w:b/>
+          <w:bCs/>
+          <w:sz w:val="32"/>
+          <w:szCs w:val="32"/>
+          <w:u w:val="single"/>
+        </w:rPr>
+        <w:t xml:space="preserve"> </w:t>
+      </w:r>
+      <w:r>
+        <w:rPr>
+          <w:b/>
+          <w:bCs/>
+          <w:sz w:val="32"/>
+          <w:szCs w:val="32"/>
+          <w:u w:val="single"/>
+        </w:rPr>
+        <w:t xml:space="preserve">Observed till </w:t>
+      </w:r>
+      <w:r>
+        <w:rPr>
+          <w:b/>
+          <w:bCs/>
+          <w:color w:val="EE0000"/>
+          <w:sz w:val="32"/>
+          <w:szCs w:val="32"/>
+          <w:u w:val="single"/>
+        </w:rPr>
+        <w:t>xxxxxxxxxxx</w:t>
+      </w:r>
+    </w:p>
+    <w:p>
+      <w:pPr>
+        <w:jc w:val="center"/>
+        <w:rPr>
+          <w:b/>
+          <w:bCs/>
+        </w:rPr>
+      </w:pPr>
+      <w:r>
+        <w:rPr>
+          <w:b/>
+          <w:bCs/>
+        </w:rPr>
+        <w:t>(ignore those which are already incorporated in your book’s version and date)</w:t>
+      </w:r>
+    </w:p>
+    <w:tbl>
+      <w:tblPr>
+        <w:tblW w:w="13835" w:type="dxa"/>
+        <w:tblInd w:w="-792" w:type="dxa"/>
+        <w:tblBorders>
+          <w:top w:val="single" w:sz="4" w:space="0" w:color="000000"/>
+          <w:left w:val="single" w:sz="4" w:space="0" w:color="000000"/>
+          <w:bottom w:val="single" w:sz="4" w:space="0" w:color="000000"/>
+          <w:right w:val="single" w:sz="4" w:space="0" w:color="000000"/>
+          <w:insideH w:val="single" w:sz="4" w:space="0" w:color="000000"/>
+          <w:insideV w:val="single" w:sz="4" w:space="0" w:color="000000"/>
+        </w:tblBorders>
+        <w:tblLook w:val="04A0" w:firstRow="1" w:lastRow="0" w:firstColumn="1" w:lastColumn="0" w:noHBand="0" w:noVBand="1"/>
+      </w:tblPr>
+      <w:tblGrid>
+        <w:gridCol w:w="3877"/>
+        <w:gridCol w:w="4738"/>
+        <w:gridCol w:w="5220"/>
+      </w:tblGrid>
+      <w:tr>
+        <w:tc>
+          <w:tcPr>
+            <w:tcW w:w="3877" w:type="dxa"/>
+          </w:tcPr>
+          <w:p>
+            <w:pPr>
+              <w:spacing w:before="0" w:line="240" w:lineRule="auto"/>
+              <w:jc w:val="center"/>
+              <w:rPr>
+                <w:b/>
+                <w:bCs/>
+                <w:sz w:val="32"/>
+                <w:szCs w:val="32"/>
+              </w:rPr>
+            </w:pPr>
+            <w:r>
+              <w:rPr>
+                <w:b/>
+                <w:bCs/>
+                <w:sz w:val="32"/>
+                <w:szCs w:val="32"/>
+              </w:rPr>
+              <w:t>Section, Paragraph</w:t>
+            </w:r>
+          </w:p>
+          <w:p>
+            <w:pPr>
+              <w:spacing w:before="0" w:line="240" w:lineRule="auto"/>
+              <w:jc w:val="center"/>
+              <w:rPr>
+                <w:b/>
+                <w:bCs/>
+                <w:sz w:val="32"/>
+                <w:szCs w:val="32"/>
+              </w:rPr>
+            </w:pPr>
+            <w:r>
+              <w:rPr>
+                <w:b/>
+                <w:bCs/>
+                <w:sz w:val="32"/>
+                <w:szCs w:val="32"/>
+              </w:rPr>
+              <w:t>Reference</w:t>
+            </w:r>
+          </w:p>
+        </w:tc>
+        <w:tc>
+          <w:tcPr>
+            <w:tcW w:w="4738" w:type="dxa"/>
+          </w:tcPr>
+          <w:p>
+            <w:pPr>
+              <w:spacing w:before="0" w:line="240" w:lineRule="auto"/>
+              <w:jc w:val="center"/>
+              <w:rPr>
+                <w:b/>
+                <w:bCs/>
+                <w:sz w:val="32"/>
+                <w:szCs w:val="32"/>
+              </w:rPr>
+            </w:pPr>
+            <w:r>
+              <w:rPr>
+                <w:b/>
+                <w:bCs/>
+                <w:sz w:val="32"/>
+                <w:szCs w:val="32"/>
+              </w:rPr>
+              <w:t>As Printed</w:t>
+            </w:r>
+          </w:p>
+        </w:tc>
+        <w:tc>
+          <w:tcPr>
+            <w:tcW w:w="5220" w:type="dxa"/>
+          </w:tcPr>
+          <w:p>
+            <w:pPr>
+              <w:spacing w:before="0" w:line="240" w:lineRule="auto"/>
+              <w:ind w:right="-18"/>
+              <w:jc w:val="center"/>
+              <w:rPr>
+                <w:b/>
+                <w:bCs/>
+                <w:sz w:val="32"/>
+                <w:szCs w:val="32"/>
+              </w:rPr>
+            </w:pPr>
+            <w:r>
+              <w:rPr>
+                <w:b/>
+                <w:bCs/>
+                <w:sz w:val="32"/>
+                <w:szCs w:val="32"/>
+              </w:rPr>
+              <w:t>To be read as or corrected as</w:t>
+            </w:r>
+          </w:p>
+        </w:tc>
+      </w:tr>
+      <w:tr>
+        <w:trPr>
+          <w:trHeight w:val="1091"/>
+        </w:trPr>
+        <w:tc>
+          <w:tcPr>
+            <w:tcW w:w="3877" w:type="dxa"/>
+          </w:tcPr>
+          <w:p>
+            <w:pPr>
+              <w:widowControl w:val="0"/>
+              <w:tabs>
+                <w:tab w:val="left" w:pos="993"/>
+              </w:tabs>
+              <w:autoSpaceDE w:val="0"/>
+              <w:autoSpaceDN w:val="0"/>
+              <w:adjustRightInd w:val="0"/>
+              <w:spacing w:before="0" w:line="252" w:lineRule="auto"/>
+              <w:ind w:right="297"/>
+              <w:rPr>
+                <w:rFonts w:cs="Arial"/>
+                <w:b/>
+                <w:sz w:val="28"/>
+                <w:szCs w:val="28"/>
+              </w:rPr>
+            </w:pPr>
+            <w:r>
+              <w:rPr>
+                <w:rFonts w:cs="Arial"/>
+                <w:b/>
+                <w:sz w:val="28"/>
+                <w:szCs w:val="28"/>
+              </w:rPr>
+              <w:t>T.S.6.5.</w:t>
+            </w:r>
+            <w:r>
+              <w:rPr>
+                <w:rFonts w:cs="Arial"/>
+                <w:b/>
+                <w:sz w:val="28"/>
+                <w:szCs w:val="28"/>
+              </w:rPr>
+              <w:t>2</w:t>
+            </w:r>
+            <w:r>
+              <w:rPr>
+                <w:rFonts w:cs="Arial"/>
+                <w:b/>
+                <w:sz w:val="28"/>
+                <w:szCs w:val="28"/>
+              </w:rPr>
+              <w:t>.2 – Kramam</w:t>
+            </w:r>
+          </w:p>
+          <w:p>
+            <w:pPr>
+              <w:widowControl w:val="0"/>
+              <w:tabs>
+                <w:tab w:val="left" w:pos="993"/>
+              </w:tabs>
+              <w:autoSpaceDE w:val="0"/>
+              <w:autoSpaceDN w:val="0"/>
+              <w:adjustRightInd w:val="0"/>
+              <w:spacing w:before="0" w:line="252" w:lineRule="auto"/>
+              <w:ind w:right="297"/>
+              <w:rPr>
+                <w:rFonts w:cs="Arial"/>
+                <w:b/>
+                <w:sz w:val="28"/>
+                <w:szCs w:val="28"/>
+              </w:rPr>
+            </w:pPr>
+            <w:r>
+              <w:rPr>
+                <w:rFonts w:cs="Arial"/>
+                <w:b/>
+                <w:sz w:val="28"/>
+                <w:szCs w:val="28"/>
+              </w:rPr>
+              <w:t xml:space="preserve">Krama Vaakyam No.– </w:t>
+            </w:r>
+            <w:r>
+              <w:rPr>
+                <w:rFonts w:cs="Arial"/>
+                <w:b/>
+                <w:sz w:val="28"/>
+                <w:szCs w:val="28"/>
+              </w:rPr>
+              <w:t>38</w:t>
+            </w:r>
+          </w:p>
+          <w:p>
+            <w:pPr>
+              <w:widowControl w:val="0"/>
+              <w:tabs>
+                <w:tab w:val="left" w:pos="993"/>
+              </w:tabs>
+              <w:autoSpaceDE w:val="0"/>
+              <w:autoSpaceDN w:val="0"/>
+              <w:adjustRightInd w:val="0"/>
+              <w:spacing w:before="0" w:line="252" w:lineRule="auto"/>
+              <w:ind w:right="297"/>
+              <w:rPr>
+                <w:rFonts w:cs="Arial"/>
+                <w:b/>
+                <w:sz w:val="28"/>
+                <w:szCs w:val="32"/>
+              </w:rPr>
+            </w:pPr>
+            <w:r>
+              <w:rPr>
+                <w:rFonts w:cs="Arial"/>
+                <w:b/>
+                <w:sz w:val="28"/>
+                <w:szCs w:val="28"/>
+              </w:rPr>
+              <w:t xml:space="preserve">Panchaati No. - </w:t>
+            </w:r>
+            <w:r>
+              <w:rPr>
+                <w:rFonts w:cs="Arial"/>
+                <w:b/>
+                <w:sz w:val="28"/>
+                <w:szCs w:val="28"/>
+              </w:rPr>
+              <w:t>7</w:t>
+            </w:r>
+          </w:p>
+        </w:tc>
+        <w:tc>
+          <w:tcPr>
+            <w:tcW w:w="4738" w:type="dxa"/>
+          </w:tcPr>
+          <w:p>
+            <w:pPr>
+              <w:widowControl w:val="0"/>
+              <w:autoSpaceDE w:val="0"/>
+              <w:autoSpaceDN w:val="0"/>
+              <w:adjustRightInd w:val="0"/>
+              <w:spacing w:before="0" w:line="240" w:lineRule="auto"/>
+              <w:rPr>
+                <w:rFonts w:ascii="BRH Malayalam Extra" w:eastAsia="Times New Roman" w:hAnsi="BRH Malayalam Extra" w:cs="BRH Malayalam Extra"/>
+                <w:color w:val="000000"/>
+                <w:sz w:val="40"/>
+                <w:szCs w:val="40"/>
+                <w:lang w:val="en-IN" w:eastAsia="en-IN" w:bidi="ml-IN"/>
+              </w:rPr>
+            </w:pPr>
+            <w:r>
+              <w:rPr>
+                <w:rFonts w:ascii="Latha" w:hAnsi="Latha" w:cs="Latha"/>
+                <w:sz w:val="28"/>
+                <w:szCs w:val="28"/>
+                <w:cs/>
+                <w:lang w:bidi="ta-IN"/>
+              </w:rPr>
+              <w:t>த்</w:t>
+            </w:r>
+            <w:r>
+              <w:rPr>
+                <w:rFonts w:ascii="Latha" w:hAnsi="Latha" w:cs="Latha"/>
+                <w:b/>
+                <w:bCs/>
+                <w:position w:val="-12"/>
+                <w:sz w:val="28"/>
+                <w:szCs w:val="28"/>
+                <w:cs/>
+                <w:lang w:bidi="ta-IN"/>
+              </w:rPr>
+              <w:t>4</w:t>
+            </w:r>
+            <w:r>
+              <w:rPr>
+                <w:rFonts w:ascii="Latha" w:hAnsi="Latha" w:cs="Latha"/>
+                <w:sz w:val="28"/>
+                <w:szCs w:val="28"/>
+                <w:cs/>
+                <w:lang w:bidi="ta-IN"/>
+              </w:rPr>
+              <w:t>ரு</w:t>
+            </w:r>
+            <w:r>
+              <w:rPr>
+                <w:rFonts w:ascii="BRH Tamil Tab Extra" w:hAnsi="BRH Tamil Tab Extra" w:cs="Latha"/>
+                <w:b/>
+                <w:sz w:val="32"/>
+                <w:szCs w:val="28"/>
+                <w:lang w:bidi="ta-IN"/>
+              </w:rPr>
+              <w:t>…</w:t>
+            </w:r>
+            <w:r>
+              <w:rPr>
+                <w:rFonts w:ascii="Latha" w:hAnsi="Latha" w:cs="Latha"/>
+                <w:sz w:val="28"/>
+                <w:szCs w:val="28"/>
+                <w:cs/>
+                <w:lang w:bidi="ta-IN"/>
+              </w:rPr>
+              <w:t>வஸ்ய</w:t>
+            </w:r>
+            <w:r>
+              <w:rPr>
+                <w:rFonts w:ascii="BRH Tamil Tab Extra" w:hAnsi="BRH Tamil Tab Extra" w:cs="Latha"/>
+                <w:b/>
+                <w:sz w:val="36"/>
+                <w:szCs w:val="28"/>
+                <w:lang w:bidi="ta-IN"/>
+              </w:rPr>
+              <w:t>†</w:t>
+            </w:r>
+            <w:r>
+              <w:rPr>
+                <w:rFonts w:ascii="Latha" w:hAnsi="Latha" w:cs="Latha"/>
+                <w:sz w:val="28"/>
+                <w:szCs w:val="28"/>
+                <w:lang w:bidi="ta-IN"/>
+              </w:rPr>
+              <w:t xml:space="preserve"> </w:t>
+            </w:r>
+            <w:r>
+              <w:rPr>
+                <w:rFonts w:ascii="Latha" w:hAnsi="Latha" w:cs="Latha"/>
+                <w:sz w:val="28"/>
+                <w:szCs w:val="28"/>
+                <w:cs/>
+                <w:lang w:bidi="ta-IN"/>
+              </w:rPr>
+              <w:t>த்</w:t>
+            </w:r>
+            <w:r>
+              <w:rPr>
+                <w:rFonts w:ascii="Latha" w:hAnsi="Latha" w:cs="Latha"/>
+                <w:b/>
+                <w:bCs/>
+                <w:position w:val="-12"/>
+                <w:sz w:val="28"/>
+                <w:szCs w:val="28"/>
+                <w:cs/>
+                <w:lang w:bidi="ta-IN"/>
+              </w:rPr>
+              <w:t>4</w:t>
+            </w:r>
+            <w:r>
+              <w:rPr>
+                <w:rFonts w:ascii="Latha" w:hAnsi="Latha" w:cs="Latha"/>
+                <w:sz w:val="28"/>
+                <w:szCs w:val="28"/>
+                <w:cs/>
+                <w:lang w:bidi="ta-IN"/>
+              </w:rPr>
+              <w:t>ருவ</w:t>
+            </w:r>
+            <w:r>
+              <w:rPr>
+                <w:rFonts w:ascii="BRH Tamil Tab Extra" w:hAnsi="BRH Tamil Tab Extra" w:cs="Latha"/>
+                <w:b/>
+                <w:sz w:val="32"/>
+                <w:szCs w:val="28"/>
+                <w:lang w:bidi="ta-IN"/>
+              </w:rPr>
+              <w:t>…</w:t>
+            </w:r>
+            <w:r>
+              <w:rPr>
+                <w:rFonts w:ascii="Latha" w:hAnsi="Latha" w:cs="Latha"/>
+                <w:sz w:val="28"/>
+                <w:szCs w:val="28"/>
+                <w:cs/>
+                <w:lang w:bidi="ta-IN"/>
+              </w:rPr>
+              <w:t>த்வம்</w:t>
+            </w:r>
+            <w:r>
+              <w:rPr>
+                <w:rFonts w:ascii="Latha" w:hAnsi="Latha" w:cs="Latha"/>
+                <w:sz w:val="28"/>
+                <w:szCs w:val="28"/>
+                <w:lang w:bidi="ta-IN"/>
+              </w:rPr>
+              <w:t xml:space="preserve"> | </w:t>
+            </w:r>
+            <w:r>
+              <w:rPr>
+                <w:rFonts w:ascii="Latha" w:hAnsi="Latha" w:cs="Latha"/>
+                <w:sz w:val="28"/>
+                <w:szCs w:val="28"/>
+                <w:highlight w:val="yellow"/>
+                <w:cs/>
+                <w:lang w:bidi="ta-IN"/>
+              </w:rPr>
+              <w:t>து</w:t>
+            </w:r>
+            <w:r>
+              <w:rPr>
+                <w:rFonts w:ascii="BRH Tamil Tab Extra" w:hAnsi="BRH Tamil Tab Extra" w:cs="Latha"/>
+                <w:b/>
+                <w:sz w:val="32"/>
+                <w:szCs w:val="28"/>
+                <w:highlight w:val="yellow"/>
+                <w:lang w:bidi="ta-IN"/>
+              </w:rPr>
+              <w:t>…</w:t>
+            </w:r>
+            <w:r>
+              <w:rPr>
+                <w:rFonts w:ascii="Latha" w:hAnsi="Latha" w:cs="Latha"/>
+                <w:b/>
+                <w:bCs/>
+                <w:position w:val="-12"/>
+                <w:sz w:val="28"/>
+                <w:szCs w:val="28"/>
+                <w:highlight w:val="yellow"/>
+                <w:cs/>
+                <w:lang w:bidi="ta-IN"/>
+              </w:rPr>
+              <w:t>4</w:t>
+            </w:r>
+            <w:r>
+              <w:rPr>
+                <w:rFonts w:ascii="Latha" w:hAnsi="Latha" w:cs="Latha"/>
+                <w:sz w:val="28"/>
+                <w:szCs w:val="28"/>
+                <w:cs/>
+                <w:lang w:bidi="ta-IN"/>
+              </w:rPr>
+              <w:t>வ</w:t>
+            </w:r>
+            <w:r>
+              <w:rPr>
+                <w:rFonts w:ascii="BRH Tamil Tab Extra" w:hAnsi="BRH Tamil Tab Extra" w:cs="Latha"/>
+                <w:b/>
+                <w:sz w:val="32"/>
+                <w:szCs w:val="28"/>
+                <w:lang w:bidi="ta-IN"/>
+              </w:rPr>
+              <w:t>…</w:t>
+            </w:r>
+            <w:r>
+              <w:rPr>
+                <w:rFonts w:ascii="Latha" w:hAnsi="Latha" w:cs="Latha"/>
+                <w:sz w:val="28"/>
+                <w:szCs w:val="28"/>
+                <w:cs/>
+                <w:lang w:bidi="ta-IN"/>
+              </w:rPr>
+              <w:t>த்</w:t>
+            </w:r>
+            <w:r>
+              <w:rPr>
+                <w:rFonts w:ascii="Latha" w:hAnsi="Latha" w:cs="Latha"/>
+                <w:sz w:val="28"/>
+                <w:szCs w:val="28"/>
+                <w:cs/>
+                <w:lang w:bidi="ta-IN"/>
+              </w:rPr>
+              <w:t>வம்</w:t>
+            </w:r>
+            <w:r>
+              <w:rPr>
+                <w:rFonts w:ascii="Latha" w:hAnsi="Latha" w:cs="Latha"/>
+                <w:sz w:val="28"/>
+                <w:szCs w:val="28"/>
+                <w:lang w:bidi="ta-IN"/>
+              </w:rPr>
+              <w:t xml:space="preserve"> </w:t>
+            </w:r>
+            <w:r>
+              <w:rPr>
+                <w:rFonts w:ascii="BRH Devanagari Extra" w:hAnsi="BRH Devanagari Extra" w:cs="Latha"/>
+                <w:b/>
+                <w:sz w:val="36"/>
+                <w:szCs w:val="28"/>
+                <w:lang w:bidi="ta-IN"/>
+              </w:rPr>
+              <w:t>Æ</w:t>
+            </w:r>
+            <w:r>
+              <w:rPr>
+                <w:rFonts w:ascii="Latha" w:hAnsi="Latha" w:cs="Latha"/>
+                <w:sz w:val="28"/>
+                <w:szCs w:val="28"/>
+                <w:cs/>
+                <w:lang w:bidi="ta-IN"/>
+              </w:rPr>
+              <w:t>யத்</w:t>
+            </w:r>
+            <w:r>
+              <w:rPr>
+                <w:rFonts w:ascii="Latha" w:hAnsi="Latha" w:cs="Latha"/>
+                <w:sz w:val="28"/>
+                <w:szCs w:val="28"/>
+                <w:lang w:bidi="ta-IN"/>
+              </w:rPr>
+              <w:t xml:space="preserve"> |</w:t>
+            </w:r>
+          </w:p>
+        </w:tc>
+        <w:tc>
+          <w:tcPr>
+            <w:tcW w:w="5220" w:type="dxa"/>
+          </w:tcPr>
+          <w:p>
+            <w:pPr>
+              <w:widowControl w:val="0"/>
+              <w:autoSpaceDE w:val="0"/>
+              <w:autoSpaceDN w:val="0"/>
+              <w:adjustRightInd w:val="0"/>
+              <w:spacing w:before="0" w:line="240" w:lineRule="auto"/>
+              <w:rPr>
+                <w:rFonts w:ascii="BRH Malayalam Extra" w:eastAsia="Times New Roman" w:hAnsi="BRH Malayalam Extra" w:cs="BRH Malayalam Extra"/>
+                <w:color w:val="000000"/>
+                <w:sz w:val="40"/>
+                <w:szCs w:val="40"/>
+                <w:lang w:val="en-IN" w:eastAsia="en-IN" w:bidi="ml-IN"/>
+              </w:rPr>
+            </w:pPr>
+            <w:r>
+              <w:rPr>
+                <w:rFonts w:ascii="Latha" w:hAnsi="Latha" w:cs="Latha"/>
+                <w:sz w:val="28"/>
+                <w:szCs w:val="28"/>
+                <w:cs/>
+                <w:lang w:bidi="ta-IN"/>
+              </w:rPr>
+              <w:t>த்</w:t>
+            </w:r>
+            <w:r>
+              <w:rPr>
+                <w:rFonts w:ascii="Latha" w:hAnsi="Latha" w:cs="Latha"/>
+                <w:b/>
+                <w:bCs/>
+                <w:position w:val="-12"/>
+                <w:sz w:val="28"/>
+                <w:szCs w:val="28"/>
+                <w:cs/>
+                <w:lang w:bidi="ta-IN"/>
+              </w:rPr>
+              <w:t>4</w:t>
+            </w:r>
+            <w:r>
+              <w:rPr>
+                <w:rFonts w:ascii="Latha" w:hAnsi="Latha" w:cs="Latha"/>
+                <w:sz w:val="28"/>
+                <w:szCs w:val="28"/>
+                <w:cs/>
+                <w:lang w:bidi="ta-IN"/>
+              </w:rPr>
+              <w:t>ரு</w:t>
+            </w:r>
+            <w:r>
+              <w:rPr>
+                <w:rFonts w:ascii="BRH Tamil Tab Extra" w:hAnsi="BRH Tamil Tab Extra" w:cs="Latha"/>
+                <w:b/>
+                <w:sz w:val="32"/>
+                <w:szCs w:val="28"/>
+                <w:lang w:bidi="ta-IN"/>
+              </w:rPr>
+              <w:t>…</w:t>
+            </w:r>
+            <w:r>
+              <w:rPr>
+                <w:rFonts w:ascii="Latha" w:hAnsi="Latha" w:cs="Latha"/>
+                <w:sz w:val="28"/>
+                <w:szCs w:val="28"/>
+                <w:cs/>
+                <w:lang w:bidi="ta-IN"/>
+              </w:rPr>
+              <w:t>வஸ்ய</w:t>
+            </w:r>
+            <w:r>
+              <w:rPr>
+                <w:rFonts w:ascii="BRH Tamil Tab Extra" w:hAnsi="BRH Tamil Tab Extra" w:cs="Latha"/>
+                <w:b/>
+                <w:sz w:val="36"/>
+                <w:szCs w:val="28"/>
+                <w:lang w:bidi="ta-IN"/>
+              </w:rPr>
+              <w:t>†</w:t>
+            </w:r>
+            <w:r>
+              <w:rPr>
+                <w:rFonts w:ascii="Latha" w:hAnsi="Latha" w:cs="Latha"/>
+                <w:sz w:val="28"/>
+                <w:szCs w:val="28"/>
+                <w:lang w:bidi="ta-IN"/>
+              </w:rPr>
+              <w:t xml:space="preserve"> </w:t>
+            </w:r>
+            <w:r>
+              <w:rPr>
+                <w:rFonts w:ascii="Latha" w:hAnsi="Latha" w:cs="Latha"/>
+                <w:sz w:val="28"/>
+                <w:szCs w:val="28"/>
+                <w:cs/>
+                <w:lang w:bidi="ta-IN"/>
+              </w:rPr>
+              <w:t>த்</w:t>
+            </w:r>
+            <w:r>
+              <w:rPr>
+                <w:rFonts w:ascii="Latha" w:hAnsi="Latha" w:cs="Latha"/>
+                <w:b/>
+                <w:bCs/>
+                <w:position w:val="-12"/>
+                <w:sz w:val="28"/>
+                <w:szCs w:val="28"/>
+                <w:cs/>
+                <w:lang w:bidi="ta-IN"/>
+              </w:rPr>
+              <w:t>4</w:t>
+            </w:r>
+            <w:r>
+              <w:rPr>
+                <w:rFonts w:ascii="Latha" w:hAnsi="Latha" w:cs="Latha"/>
+                <w:sz w:val="28"/>
+                <w:szCs w:val="28"/>
+                <w:cs/>
+                <w:lang w:bidi="ta-IN"/>
+              </w:rPr>
+              <w:t>ருவ</w:t>
+            </w:r>
+            <w:r>
+              <w:rPr>
+                <w:rFonts w:ascii="BRH Tamil Tab Extra" w:hAnsi="BRH Tamil Tab Extra" w:cs="Latha"/>
+                <w:b/>
+                <w:sz w:val="32"/>
+                <w:szCs w:val="28"/>
+                <w:lang w:bidi="ta-IN"/>
+              </w:rPr>
+              <w:t>…</w:t>
+            </w:r>
+            <w:r>
+              <w:rPr>
+                <w:rFonts w:ascii="Latha" w:hAnsi="Latha" w:cs="Latha"/>
+                <w:sz w:val="28"/>
+                <w:szCs w:val="28"/>
+                <w:cs/>
+                <w:lang w:bidi="ta-IN"/>
+              </w:rPr>
+              <w:t>த்வம்</w:t>
+            </w:r>
+            <w:r>
+              <w:rPr>
+                <w:rFonts w:ascii="Latha" w:hAnsi="Latha" w:cs="Latha"/>
+                <w:sz w:val="28"/>
+                <w:szCs w:val="28"/>
+                <w:lang w:bidi="ta-IN"/>
+              </w:rPr>
+              <w:t xml:space="preserve"> | </w:t>
+            </w:r>
+            <w:r>
+              <w:rPr>
+                <w:rFonts w:ascii="Latha" w:hAnsi="Latha" w:cs="Latha"/>
+                <w:sz w:val="28"/>
+                <w:szCs w:val="28"/>
+                <w:highlight w:val="green"/>
+                <w:cs/>
+                <w:lang w:bidi="ta-IN"/>
+                <w14:ligatures w14:val="standardContextual"/>
+              </w:rPr>
+              <w:t>த்</w:t>
+            </w:r>
+            <w:r>
+              <w:rPr>
+                <w:rFonts w:ascii="Latha" w:hAnsi="Latha" w:cs="Latha"/>
+                <w:b/>
+                <w:bCs/>
+                <w:position w:val="-12"/>
+                <w:sz w:val="28"/>
+                <w:szCs w:val="28"/>
+                <w:highlight w:val="green"/>
+                <w:cs/>
+                <w:lang w:bidi="ta-IN"/>
+                <w14:ligatures w14:val="standardContextual"/>
+              </w:rPr>
+              <w:t>4</w:t>
+            </w:r>
+            <w:r>
+              <w:rPr>
+                <w:rFonts w:ascii="Latha" w:hAnsi="Latha" w:cs="Latha"/>
+                <w:sz w:val="28"/>
+                <w:szCs w:val="28"/>
+                <w:highlight w:val="green"/>
+                <w:cs/>
+                <w:lang w:bidi="ta-IN"/>
+                <w14:ligatures w14:val="standardContextual"/>
+              </w:rPr>
+              <w:t>ரு</w:t>
+            </w:r>
+            <w:r>
+              <w:rPr>
+                <w:rFonts w:ascii="BRH Tamil Tab Extra" w:hAnsi="BRH Tamil Tab Extra" w:cs="Latha"/>
+                <w:b/>
+                <w:bCs/>
+                <w:sz w:val="28"/>
+                <w:szCs w:val="28"/>
+                <w:highlight w:val="green"/>
+                <w:lang w:bidi="ta-IN"/>
+                <w14:ligatures w14:val="standardContextual"/>
+              </w:rPr>
+              <w:t>…</w:t>
+            </w:r>
+            <w:r>
+              <w:rPr>
+                <w:rFonts w:ascii="Latha" w:hAnsi="Latha" w:cs="Latha"/>
+                <w:sz w:val="28"/>
+                <w:szCs w:val="28"/>
+                <w:cs/>
+                <w:lang w:bidi="ta-IN"/>
+              </w:rPr>
+              <w:t>வ</w:t>
+            </w:r>
+            <w:r>
+              <w:rPr>
+                <w:rFonts w:ascii="BRH Tamil Tab Extra" w:hAnsi="BRH Tamil Tab Extra" w:cs="Latha"/>
+                <w:b/>
+                <w:sz w:val="32"/>
+                <w:szCs w:val="28"/>
+                <w:lang w:bidi="ta-IN"/>
+              </w:rPr>
+              <w:t>…</w:t>
+            </w:r>
+            <w:r>
+              <w:rPr>
+                <w:rFonts w:ascii="Latha" w:hAnsi="Latha" w:cs="Latha"/>
+                <w:sz w:val="28"/>
+                <w:szCs w:val="28"/>
+                <w:cs/>
+                <w:lang w:bidi="ta-IN"/>
+              </w:rPr>
+              <w:t>த்</w:t>
+            </w:r>
+            <w:r>
+              <w:rPr>
+                <w:rFonts w:ascii="Latha" w:hAnsi="Latha" w:cs="Latha"/>
+                <w:sz w:val="28"/>
+                <w:szCs w:val="28"/>
+                <w:cs/>
+                <w:lang w:bidi="ta-IN"/>
+              </w:rPr>
+              <w:t>வம்</w:t>
+            </w:r>
+            <w:r>
+              <w:rPr>
+                <w:rFonts w:ascii="Latha" w:hAnsi="Latha" w:cs="Latha"/>
+                <w:sz w:val="28"/>
+                <w:szCs w:val="28"/>
+                <w:lang w:bidi="ta-IN"/>
+              </w:rPr>
+              <w:t xml:space="preserve"> </w:t>
+            </w:r>
+            <w:r>
+              <w:rPr>
+                <w:rFonts w:ascii="BRH Devanagari Extra" w:hAnsi="BRH Devanagari Extra" w:cs="Latha"/>
+                <w:b/>
+                <w:sz w:val="36"/>
+                <w:szCs w:val="28"/>
+                <w:lang w:bidi="ta-IN"/>
+              </w:rPr>
+              <w:t>Æ</w:t>
+            </w:r>
+            <w:r>
+              <w:rPr>
+                <w:rFonts w:ascii="Latha" w:hAnsi="Latha" w:cs="Latha"/>
+                <w:sz w:val="28"/>
+                <w:szCs w:val="28"/>
+                <w:cs/>
+                <w:lang w:bidi="ta-IN"/>
+              </w:rPr>
+              <w:t>யத்</w:t>
+            </w:r>
+            <w:r>
+              <w:rPr>
+                <w:rFonts w:ascii="Latha" w:hAnsi="Latha" w:cs="Latha"/>
+                <w:sz w:val="28"/>
+                <w:szCs w:val="28"/>
+                <w:lang w:bidi="ta-IN"/>
+              </w:rPr>
+              <w:t xml:space="preserve"> |</w:t>
+            </w:r>
+          </w:p>
+        </w:tc>
+      </w:tr>
+      <w:tr>
+        <w:trPr>
+          <w:trHeight w:val="1091"/>
+        </w:trPr>
+        <w:tc>
+          <w:tcPr>
+            <w:tcW w:w="3877" w:type="dxa"/>
+          </w:tcPr>
+          <w:p>
+            <w:pPr>
+              <w:widowControl w:val="0"/>
+              <w:tabs>
+                <w:tab w:val="left" w:pos="993"/>
+              </w:tabs>
+              <w:autoSpaceDE w:val="0"/>
+              <w:autoSpaceDN w:val="0"/>
+              <w:adjustRightInd w:val="0"/>
+              <w:spacing w:before="0" w:line="252" w:lineRule="auto"/>
+              <w:ind w:right="297"/>
+              <w:rPr>
+                <w:rFonts w:cs="Arial"/>
+                <w:b/>
+                <w:sz w:val="28"/>
+                <w:szCs w:val="32"/>
+              </w:rPr>
+            </w:pPr>
+            <w:r>
+              <w:rPr>
+                <w:rFonts w:cs="Arial"/>
+                <w:b/>
+                <w:sz w:val="28"/>
+                <w:szCs w:val="32"/>
+              </w:rPr>
+              <w:t>T.S.6.5.</w:t>
+            </w:r>
+            <w:r>
+              <w:rPr>
+                <w:rFonts w:cs="Arial"/>
+                <w:b/>
+                <w:sz w:val="28"/>
+                <w:szCs w:val="32"/>
+              </w:rPr>
+              <w:t>8</w:t>
+            </w:r>
+            <w:r>
+              <w:rPr>
+                <w:rFonts w:cs="Arial"/>
+                <w:b/>
+                <w:sz w:val="28"/>
+                <w:szCs w:val="32"/>
+              </w:rPr>
+              <w:t>.3 – Kramam</w:t>
+            </w:r>
+          </w:p>
+          <w:p>
+            <w:pPr>
+              <w:widowControl w:val="0"/>
+              <w:tabs>
+                <w:tab w:val="left" w:pos="993"/>
+              </w:tabs>
+              <w:autoSpaceDE w:val="0"/>
+              <w:autoSpaceDN w:val="0"/>
+              <w:adjustRightInd w:val="0"/>
+              <w:spacing w:before="0" w:line="252" w:lineRule="auto"/>
+              <w:ind w:right="297"/>
+              <w:rPr>
+                <w:rFonts w:cs="Arial"/>
+                <w:b/>
+                <w:sz w:val="28"/>
+                <w:szCs w:val="32"/>
+              </w:rPr>
+            </w:pPr>
+            <w:r>
+              <w:rPr>
+                <w:rFonts w:cs="Arial"/>
+                <w:b/>
+                <w:sz w:val="28"/>
+                <w:szCs w:val="32"/>
+              </w:rPr>
+              <w:t xml:space="preserve">Krama Vaakyam No.– </w:t>
+            </w:r>
+            <w:r>
+              <w:rPr>
+                <w:rFonts w:cs="Arial"/>
+                <w:b/>
+                <w:sz w:val="28"/>
+                <w:szCs w:val="32"/>
+              </w:rPr>
+              <w:t>57</w:t>
+            </w:r>
+          </w:p>
+          <w:p>
+            <w:pPr>
+              <w:widowControl w:val="0"/>
+              <w:tabs>
+                <w:tab w:val="left" w:pos="993"/>
+              </w:tabs>
+              <w:autoSpaceDE w:val="0"/>
+              <w:autoSpaceDN w:val="0"/>
+              <w:adjustRightInd w:val="0"/>
+              <w:spacing w:before="0" w:line="252" w:lineRule="auto"/>
+              <w:ind w:right="297"/>
+              <w:rPr>
+                <w:rFonts w:cs="Arial"/>
+                <w:b/>
+                <w:sz w:val="28"/>
+                <w:szCs w:val="32"/>
+              </w:rPr>
+            </w:pPr>
+            <w:r>
+              <w:rPr>
+                <w:rFonts w:cs="Arial"/>
+                <w:b/>
+                <w:sz w:val="28"/>
+                <w:szCs w:val="32"/>
+              </w:rPr>
+              <w:t>Panchaati No</w:t>
+            </w:r>
+            <w:r>
+              <w:rPr>
+                <w:rFonts w:cs="Arial"/>
+                <w:b/>
+                <w:szCs w:val="32"/>
+              </w:rPr>
+              <w:t xml:space="preserve">. - </w:t>
+            </w:r>
+            <w:r>
+              <w:rPr>
+                <w:rFonts w:cs="Arial"/>
+                <w:b/>
+                <w:sz w:val="28"/>
+                <w:szCs w:val="32"/>
+              </w:rPr>
+              <w:t>2</w:t>
+            </w:r>
+            <w:r>
+              <w:rPr>
+                <w:rFonts w:cs="Arial"/>
+                <w:b/>
+                <w:sz w:val="28"/>
+                <w:szCs w:val="32"/>
+              </w:rPr>
+              <w:t>8</w:t>
+            </w:r>
+          </w:p>
+        </w:tc>
+        <w:tc>
+          <w:tcPr>
+            <w:tcW w:w="4738" w:type="dxa"/>
+          </w:tcPr>
+          <w:p>
+            <w:pPr>
+              <w:widowControl w:val="0"/>
+              <w:autoSpaceDE w:val="0"/>
+              <w:autoSpaceDN w:val="0"/>
+              <w:adjustRightInd w:val="0"/>
+              <w:spacing w:before="0" w:line="240" w:lineRule="auto"/>
+              <w:rPr>
+                <w:rFonts w:ascii="Latha" w:hAnsi="Latha" w:cs="Latha"/>
+                <w:sz w:val="28"/>
+                <w:szCs w:val="28"/>
+                <w:cs/>
+                <w:lang w:bidi="ta-IN"/>
+              </w:rPr>
+            </w:pPr>
+            <w:r>
+              <w:rPr>
+                <w:rFonts w:ascii="Latha" w:hAnsi="Latha" w:cs="Latha"/>
+                <w:sz w:val="28"/>
+                <w:szCs w:val="28"/>
+                <w:cs/>
+                <w:lang w:bidi="ta-IN"/>
+              </w:rPr>
+              <w:t>இ</w:t>
+            </w:r>
+            <w:r>
+              <w:rPr>
+                <w:rFonts w:ascii="BRH Tamil Tab Extra" w:hAnsi="BRH Tamil Tab Extra" w:cs="Latha"/>
+                <w:b/>
+                <w:sz w:val="32"/>
+                <w:szCs w:val="28"/>
+                <w:lang w:bidi="ta-IN"/>
+              </w:rPr>
+              <w:t>…</w:t>
+            </w:r>
+            <w:r>
+              <w:rPr>
+                <w:rFonts w:ascii="Latha" w:hAnsi="Latha" w:cs="Latha"/>
+                <w:sz w:val="28"/>
+                <w:szCs w:val="28"/>
+                <w:cs/>
+                <w:lang w:bidi="ta-IN"/>
+              </w:rPr>
+              <w:t>ந்த்</w:t>
+            </w:r>
+            <w:r>
+              <w:rPr>
+                <w:rFonts w:ascii="Latha" w:hAnsi="Latha" w:cs="Latha"/>
+                <w:b/>
+                <w:bCs/>
+                <w:position w:val="-12"/>
+                <w:sz w:val="28"/>
+                <w:szCs w:val="28"/>
+                <w:cs/>
+                <w:lang w:bidi="ta-IN"/>
+              </w:rPr>
+              <w:t>3</w:t>
+            </w:r>
+            <w:r>
+              <w:rPr>
+                <w:rFonts w:ascii="Latha" w:hAnsi="Latha" w:cs="Latha"/>
+                <w:sz w:val="28"/>
+                <w:szCs w:val="28"/>
+                <w:cs/>
+                <w:lang w:bidi="ta-IN"/>
+              </w:rPr>
+              <w:t>ரி</w:t>
+            </w:r>
+            <w:r>
+              <w:rPr>
+                <w:rFonts w:ascii="BRH Tamil Tab Extra" w:hAnsi="BRH Tamil Tab Extra" w:cs="Latha"/>
+                <w:b/>
+                <w:sz w:val="32"/>
+                <w:szCs w:val="28"/>
+                <w:lang w:bidi="ta-IN"/>
+              </w:rPr>
+              <w:t>…</w:t>
+            </w:r>
+            <w:r>
+              <w:rPr>
+                <w:rFonts w:ascii="Latha" w:hAnsi="Latha" w:cs="Latha"/>
+                <w:sz w:val="28"/>
+                <w:szCs w:val="28"/>
+                <w:cs/>
+                <w:lang w:bidi="ta-IN"/>
+              </w:rPr>
+              <w:t>யா</w:t>
+            </w:r>
+            <w:r>
+              <w:rPr>
+                <w:rFonts w:ascii="BRH Tamil Tab Extra" w:hAnsi="BRH Tamil Tab Extra" w:cs="Latha"/>
+                <w:b/>
+                <w:sz w:val="32"/>
+                <w:szCs w:val="28"/>
+                <w:lang w:bidi="ta-IN"/>
+              </w:rPr>
+              <w:t>…</w:t>
+            </w:r>
+            <w:r>
+              <w:rPr>
+                <w:rFonts w:ascii="Latha" w:hAnsi="Latha" w:cs="Latha"/>
+                <w:sz w:val="28"/>
+                <w:szCs w:val="28"/>
+                <w:cs/>
+                <w:lang w:bidi="ta-IN"/>
+              </w:rPr>
+              <w:t>வ</w:t>
+            </w:r>
+            <w:r>
+              <w:rPr>
+                <w:rFonts w:ascii="BRH Tamil Tab Extra" w:hAnsi="BRH Tamil Tab Extra" w:cs="Latha"/>
+                <w:b/>
+                <w:sz w:val="32"/>
+                <w:szCs w:val="28"/>
+                <w:lang w:bidi="ta-IN"/>
+              </w:rPr>
+              <w:t>…</w:t>
+            </w:r>
+            <w:r>
+              <w:rPr>
+                <w:rFonts w:ascii="Latha" w:hAnsi="Latha" w:cs="Latha"/>
+                <w:sz w:val="28"/>
+                <w:szCs w:val="28"/>
+                <w:lang w:bidi="ta-IN"/>
+              </w:rPr>
+              <w:t xml:space="preserve"> </w:t>
+            </w:r>
+            <w:r>
+              <w:rPr>
+                <w:rFonts w:ascii="Latha" w:hAnsi="Latha" w:cs="Latha"/>
+                <w:sz w:val="28"/>
+                <w:szCs w:val="28"/>
+                <w:cs/>
+                <w:lang w:bidi="ta-IN"/>
+              </w:rPr>
+              <w:t>இதி</w:t>
+            </w:r>
+            <w:r>
+              <w:rPr>
+                <w:rFonts w:ascii="BRH Tamil Tab Extra" w:hAnsi="BRH Tamil Tab Extra" w:cs="Latha"/>
+                <w:b/>
+                <w:sz w:val="36"/>
+                <w:szCs w:val="28"/>
+                <w:lang w:bidi="ta-IN"/>
+              </w:rPr>
+              <w:t>†</w:t>
+            </w:r>
+            <w:r>
+              <w:rPr>
+                <w:rFonts w:ascii="BRH Tamil Tab Extra" w:hAnsi="BRH Tamil Tab Extra" w:cs="Latha"/>
+                <w:b/>
+                <w:sz w:val="36"/>
+                <w:szCs w:val="28"/>
+                <w:lang w:bidi="ta-IN"/>
+              </w:rPr>
+              <w:t xml:space="preserve"> </w:t>
+            </w:r>
+            <w:r>
+              <w:rPr>
+                <w:rFonts w:ascii="Latha" w:hAnsi="Latha" w:cs="Latha"/>
+                <w:sz w:val="28"/>
+                <w:szCs w:val="28"/>
+                <w:lang w:bidi="ta-IN"/>
+              </w:rPr>
+              <w:t xml:space="preserve">| </w:t>
+            </w:r>
+            <w:r>
+              <w:rPr>
+                <w:rFonts w:ascii="Latha" w:hAnsi="Latha" w:cs="Latha"/>
+                <w:sz w:val="28"/>
+                <w:szCs w:val="28"/>
+                <w:cs/>
+                <w:lang w:bidi="ta-IN"/>
+              </w:rPr>
+              <w:t>இ</w:t>
+            </w:r>
+            <w:r>
+              <w:rPr>
+                <w:rFonts w:ascii="BRH Tamil Tab Extra" w:hAnsi="BRH Tamil Tab Extra" w:cs="Latha"/>
+                <w:b/>
+                <w:sz w:val="32"/>
+                <w:szCs w:val="28"/>
+                <w:lang w:bidi="ta-IN"/>
+              </w:rPr>
+              <w:t>…</w:t>
+            </w:r>
+            <w:r>
+              <w:rPr>
+                <w:rFonts w:ascii="Latha" w:hAnsi="Latha" w:cs="Latha"/>
+                <w:sz w:val="28"/>
+                <w:szCs w:val="28"/>
+                <w:cs/>
+                <w:lang w:bidi="ta-IN"/>
+              </w:rPr>
+              <w:t>ந்த்</w:t>
+            </w:r>
+            <w:r>
+              <w:rPr>
+                <w:rFonts w:ascii="Latha" w:hAnsi="Latha" w:cs="Latha"/>
+                <w:b/>
+                <w:bCs/>
+                <w:position w:val="-12"/>
+                <w:sz w:val="28"/>
+                <w:szCs w:val="28"/>
+                <w:cs/>
+                <w:lang w:bidi="ta-IN"/>
+              </w:rPr>
+              <w:t>3</w:t>
+            </w:r>
+            <w:r>
+              <w:rPr>
+                <w:rFonts w:ascii="Latha" w:hAnsi="Latha" w:cs="Latha"/>
+                <w:sz w:val="28"/>
+                <w:szCs w:val="28"/>
+                <w:cs/>
+                <w:lang w:bidi="ta-IN"/>
+              </w:rPr>
+              <w:t>ரி</w:t>
+            </w:r>
+            <w:r>
+              <w:rPr>
+                <w:rFonts w:ascii="BRH Tamil Tab Extra" w:hAnsi="BRH Tamil Tab Extra" w:cs="Latha"/>
+                <w:b/>
+                <w:sz w:val="32"/>
+                <w:szCs w:val="28"/>
+                <w:lang w:bidi="ta-IN"/>
+              </w:rPr>
+              <w:t>…</w:t>
+            </w:r>
+            <w:r>
+              <w:rPr>
+                <w:rFonts w:ascii="Latha" w:hAnsi="Latha" w:cs="Latha"/>
+                <w:sz w:val="28"/>
+                <w:szCs w:val="28"/>
+                <w:cs/>
+                <w:lang w:bidi="ta-IN"/>
+              </w:rPr>
+              <w:t>யா</w:t>
+            </w:r>
+            <w:r>
+              <w:rPr>
+                <w:rFonts w:ascii="BRH Tamil Tab Extra" w:hAnsi="BRH Tamil Tab Extra" w:cs="Latha"/>
+                <w:b/>
+                <w:sz w:val="32"/>
+                <w:szCs w:val="28"/>
+                <w:lang w:bidi="ta-IN"/>
+              </w:rPr>
+              <w:t>…</w:t>
+            </w:r>
+            <w:r>
+              <w:rPr>
+                <w:rFonts w:ascii="Latha" w:hAnsi="Latha" w:cs="Latha"/>
+                <w:sz w:val="28"/>
+                <w:szCs w:val="28"/>
+                <w:cs/>
+                <w:lang w:bidi="ta-IN"/>
+              </w:rPr>
+              <w:t>வ</w:t>
+            </w:r>
+            <w:r>
+              <w:rPr>
+                <w:rFonts w:ascii="BRH Tamil Tab Extra" w:hAnsi="BRH Tamil Tab Extra" w:cs="Latha"/>
+                <w:b/>
+                <w:sz w:val="32"/>
+                <w:szCs w:val="28"/>
+                <w:lang w:bidi="ta-IN"/>
+              </w:rPr>
+              <w:t>…</w:t>
+            </w:r>
+            <w:r>
+              <w:rPr>
+                <w:rFonts w:ascii="Latha" w:hAnsi="Latha" w:cs="Latha"/>
+                <w:sz w:val="28"/>
+                <w:szCs w:val="28"/>
+                <w:lang w:bidi="ta-IN"/>
+              </w:rPr>
+              <w:t xml:space="preserve"> </w:t>
+            </w:r>
+            <w:r>
+              <w:rPr>
+                <w:rFonts w:ascii="Latha" w:hAnsi="Latha" w:cs="Latha"/>
+                <w:sz w:val="28"/>
+                <w:szCs w:val="28"/>
+                <w:cs/>
+                <w:lang w:bidi="ta-IN"/>
+              </w:rPr>
+              <w:t>இ</w:t>
+            </w:r>
+            <w:r>
+              <w:rPr>
+                <w:rFonts w:ascii="Latha" w:hAnsi="Latha" w:cs="Latha"/>
+                <w:sz w:val="28"/>
+                <w:szCs w:val="28"/>
+                <w:highlight w:val="yellow"/>
+                <w:cs/>
+                <w:lang w:bidi="ta-IN"/>
+              </w:rPr>
+              <w:t>த்</w:t>
+            </w:r>
+            <w:r>
+              <w:rPr>
+                <w:rFonts w:ascii="Latha" w:hAnsi="Latha" w:cs="Latha"/>
+                <w:sz w:val="28"/>
+                <w:szCs w:val="28"/>
+                <w:highlight w:val="yellow"/>
+                <w:lang w:bidi="ta-IN"/>
+              </w:rPr>
+              <w:t xml:space="preserve"> </w:t>
+            </w:r>
+            <w:r>
+              <w:rPr>
+                <w:rFonts w:ascii="Latha" w:hAnsi="Latha" w:cs="Latha"/>
+                <w:sz w:val="28"/>
+                <w:szCs w:val="28"/>
+                <w:highlight w:val="yellow"/>
+                <w:cs/>
+                <w:lang w:bidi="ta-IN"/>
+              </w:rPr>
+              <w:t>ஈ</w:t>
+            </w:r>
+            <w:r>
+              <w:rPr>
+                <w:rFonts w:ascii="BRH Tamil Tab Extra" w:hAnsi="BRH Tamil Tab Extra" w:cs="Latha"/>
+                <w:b/>
+                <w:sz w:val="36"/>
+                <w:szCs w:val="28"/>
+                <w:highlight w:val="yellow"/>
+                <w:lang w:bidi="ta-IN"/>
+              </w:rPr>
+              <w:t>‡</w:t>
+            </w:r>
+            <w:r>
+              <w:rPr>
+                <w:rFonts w:ascii="Latha" w:hAnsi="Latha" w:cs="Latha"/>
+                <w:sz w:val="28"/>
+                <w:szCs w:val="28"/>
+                <w:highlight w:val="yellow"/>
+                <w:cs/>
+                <w:lang w:bidi="ta-IN"/>
+              </w:rPr>
+              <w:t>ந்</w:t>
+            </w:r>
+            <w:r>
+              <w:rPr>
+                <w:rFonts w:ascii="Latha" w:hAnsi="Latha" w:cs="Latha"/>
+                <w:sz w:val="28"/>
+                <w:szCs w:val="28"/>
+                <w:cs/>
+                <w:lang w:bidi="ta-IN"/>
+              </w:rPr>
+              <w:t>த்</w:t>
+            </w:r>
+            <w:r>
+              <w:rPr>
+                <w:rFonts w:ascii="Latha" w:hAnsi="Latha" w:cs="Latha"/>
+                <w:b/>
+                <w:bCs/>
+                <w:position w:val="-12"/>
+                <w:sz w:val="28"/>
+                <w:szCs w:val="28"/>
+                <w:cs/>
+                <w:lang w:bidi="ta-IN"/>
+              </w:rPr>
+              <w:t>3</w:t>
+            </w:r>
+            <w:r>
+              <w:rPr>
+                <w:rFonts w:ascii="Latha" w:hAnsi="Latha" w:cs="Latha"/>
+                <w:sz w:val="28"/>
+                <w:szCs w:val="28"/>
+                <w:cs/>
+                <w:lang w:bidi="ta-IN"/>
+              </w:rPr>
+              <w:t>ரிய</w:t>
+            </w:r>
+            <w:r>
+              <w:rPr>
+                <w:rFonts w:ascii="Latha" w:hAnsi="Latha" w:cs="Latha"/>
+                <w:sz w:val="28"/>
+                <w:szCs w:val="28"/>
+                <w:lang w:bidi="ta-IN"/>
+              </w:rPr>
+              <w:t xml:space="preserve"> - </w:t>
+            </w:r>
+            <w:r>
+              <w:rPr>
+                <w:rFonts w:ascii="Latha" w:hAnsi="Latha" w:cs="Latha"/>
+                <w:sz w:val="28"/>
+                <w:szCs w:val="28"/>
+                <w:cs/>
+                <w:lang w:bidi="ta-IN"/>
+              </w:rPr>
+              <w:t>வ</w:t>
+            </w:r>
+            <w:r>
+              <w:rPr>
+                <w:rFonts w:ascii="BRH Tamil Tab Extra" w:hAnsi="BRH Tamil Tab Extra" w:cs="Latha"/>
+                <w:b/>
+                <w:sz w:val="32"/>
+                <w:szCs w:val="28"/>
+                <w:lang w:bidi="ta-IN"/>
+              </w:rPr>
+              <w:t>…</w:t>
+            </w:r>
+            <w:r>
+              <w:rPr>
+                <w:rFonts w:ascii="Latha" w:hAnsi="Latha" w:cs="Latha"/>
+                <w:b/>
+                <w:bCs/>
+                <w:sz w:val="32"/>
+                <w:szCs w:val="32"/>
+                <w:cs/>
+                <w:lang w:bidi="ta-IN"/>
+              </w:rPr>
+              <w:t>:</w:t>
+            </w:r>
+            <w:r>
+              <w:rPr>
+                <w:rFonts w:ascii="Latha" w:hAnsi="Latha" w:cs="Latha"/>
+                <w:sz w:val="28"/>
+                <w:szCs w:val="28"/>
+                <w:lang w:bidi="ta-IN"/>
+              </w:rPr>
+              <w:t xml:space="preserve"> |</w:t>
+            </w:r>
+          </w:p>
+        </w:tc>
+        <w:tc>
+          <w:tcPr>
+            <w:tcW w:w="5220" w:type="dxa"/>
+          </w:tcPr>
+          <w:p>
+            <w:pPr>
+              <w:widowControl w:val="0"/>
+              <w:autoSpaceDE w:val="0"/>
+              <w:autoSpaceDN w:val="0"/>
+              <w:adjustRightInd w:val="0"/>
+              <w:spacing w:before="0" w:line="240" w:lineRule="auto"/>
+              <w:rPr>
+                <w:rFonts w:ascii="Latha" w:hAnsi="Latha" w:cs="Latha"/>
+                <w:sz w:val="28"/>
+                <w:szCs w:val="28"/>
+                <w:cs/>
+                <w:lang w:bidi="ta-IN"/>
+              </w:rPr>
+            </w:pPr>
+            <w:r>
+              <w:rPr>
+                <w:rFonts w:ascii="Latha" w:hAnsi="Latha" w:cs="Latha"/>
+                <w:sz w:val="28"/>
+                <w:szCs w:val="28"/>
+                <w:cs/>
+                <w:lang w:bidi="ta-IN"/>
+              </w:rPr>
+              <w:t>இ</w:t>
+            </w:r>
+            <w:r>
+              <w:rPr>
+                <w:rFonts w:ascii="BRH Tamil Tab Extra" w:hAnsi="BRH Tamil Tab Extra" w:cs="Latha"/>
+                <w:b/>
+                <w:sz w:val="32"/>
+                <w:szCs w:val="28"/>
+                <w:lang w:bidi="ta-IN"/>
+              </w:rPr>
+              <w:t>…</w:t>
+            </w:r>
+            <w:r>
+              <w:rPr>
+                <w:rFonts w:ascii="Latha" w:hAnsi="Latha" w:cs="Latha"/>
+                <w:sz w:val="28"/>
+                <w:szCs w:val="28"/>
+                <w:cs/>
+                <w:lang w:bidi="ta-IN"/>
+              </w:rPr>
+              <w:t>ந்த்</w:t>
+            </w:r>
+            <w:r>
+              <w:rPr>
+                <w:rFonts w:ascii="Latha" w:hAnsi="Latha" w:cs="Latha"/>
+                <w:b/>
+                <w:bCs/>
+                <w:position w:val="-12"/>
+                <w:sz w:val="28"/>
+                <w:szCs w:val="28"/>
+                <w:cs/>
+                <w:lang w:bidi="ta-IN"/>
+              </w:rPr>
+              <w:t>3</w:t>
+            </w:r>
+            <w:r>
+              <w:rPr>
+                <w:rFonts w:ascii="Latha" w:hAnsi="Latha" w:cs="Latha"/>
+                <w:sz w:val="28"/>
+                <w:szCs w:val="28"/>
+                <w:cs/>
+                <w:lang w:bidi="ta-IN"/>
+              </w:rPr>
+              <w:t>ரி</w:t>
+            </w:r>
+            <w:r>
+              <w:rPr>
+                <w:rFonts w:ascii="BRH Tamil Tab Extra" w:hAnsi="BRH Tamil Tab Extra" w:cs="Latha"/>
+                <w:b/>
+                <w:sz w:val="32"/>
+                <w:szCs w:val="28"/>
+                <w:lang w:bidi="ta-IN"/>
+              </w:rPr>
+              <w:t>…</w:t>
+            </w:r>
+            <w:r>
+              <w:rPr>
+                <w:rFonts w:ascii="Latha" w:hAnsi="Latha" w:cs="Latha"/>
+                <w:sz w:val="28"/>
+                <w:szCs w:val="28"/>
+                <w:cs/>
+                <w:lang w:bidi="ta-IN"/>
+              </w:rPr>
+              <w:t>யா</w:t>
+            </w:r>
+            <w:r>
+              <w:rPr>
+                <w:rFonts w:ascii="BRH Tamil Tab Extra" w:hAnsi="BRH Tamil Tab Extra" w:cs="Latha"/>
+                <w:b/>
+                <w:sz w:val="32"/>
+                <w:szCs w:val="28"/>
+                <w:lang w:bidi="ta-IN"/>
+              </w:rPr>
+              <w:t>…</w:t>
+            </w:r>
+            <w:r>
+              <w:rPr>
+                <w:rFonts w:ascii="Latha" w:hAnsi="Latha" w:cs="Latha"/>
+                <w:sz w:val="28"/>
+                <w:szCs w:val="28"/>
+                <w:cs/>
+                <w:lang w:bidi="ta-IN"/>
+              </w:rPr>
+              <w:t>வ</w:t>
+            </w:r>
+            <w:r>
+              <w:rPr>
+                <w:rFonts w:ascii="BRH Tamil Tab Extra" w:hAnsi="BRH Tamil Tab Extra" w:cs="Latha"/>
+                <w:b/>
+                <w:sz w:val="32"/>
+                <w:szCs w:val="28"/>
+                <w:lang w:bidi="ta-IN"/>
+              </w:rPr>
+              <w:t>…</w:t>
+            </w:r>
+            <w:r>
+              <w:rPr>
+                <w:rFonts w:ascii="Latha" w:hAnsi="Latha" w:cs="Latha"/>
+                <w:sz w:val="28"/>
+                <w:szCs w:val="28"/>
+                <w:lang w:bidi="ta-IN"/>
+              </w:rPr>
+              <w:t xml:space="preserve"> </w:t>
+            </w:r>
+            <w:r>
+              <w:rPr>
+                <w:rFonts w:ascii="Latha" w:hAnsi="Latha" w:cs="Latha"/>
+                <w:sz w:val="28"/>
+                <w:szCs w:val="28"/>
+                <w:cs/>
+                <w:lang w:bidi="ta-IN"/>
+              </w:rPr>
+              <w:t>இதி</w:t>
+            </w:r>
+            <w:r>
+              <w:rPr>
+                <w:rFonts w:ascii="BRH Tamil Tab Extra" w:hAnsi="BRH Tamil Tab Extra" w:cs="Latha"/>
+                <w:b/>
+                <w:sz w:val="36"/>
+                <w:szCs w:val="28"/>
+                <w:lang w:bidi="ta-IN"/>
+              </w:rPr>
+              <w:t>†</w:t>
+            </w:r>
+            <w:r>
+              <w:rPr>
+                <w:rFonts w:ascii="Latha" w:hAnsi="Latha" w:cs="Latha"/>
+                <w:sz w:val="28"/>
+                <w:szCs w:val="28"/>
+                <w:lang w:bidi="ta-IN"/>
+              </w:rPr>
+              <w:t xml:space="preserve">| </w:t>
+            </w:r>
+            <w:r>
+              <w:rPr>
+                <w:rFonts w:ascii="Latha" w:hAnsi="Latha" w:cs="Latha"/>
+                <w:sz w:val="28"/>
+                <w:szCs w:val="28"/>
+                <w:cs/>
+                <w:lang w:bidi="ta-IN"/>
+              </w:rPr>
+              <w:t>இ</w:t>
+            </w:r>
+            <w:r>
+              <w:rPr>
+                <w:rFonts w:ascii="BRH Tamil Tab Extra" w:hAnsi="BRH Tamil Tab Extra" w:cs="Latha"/>
+                <w:b/>
+                <w:sz w:val="32"/>
+                <w:szCs w:val="28"/>
+                <w:lang w:bidi="ta-IN"/>
+              </w:rPr>
+              <w:t>…</w:t>
+            </w:r>
+            <w:r>
+              <w:rPr>
+                <w:rFonts w:ascii="Latha" w:hAnsi="Latha" w:cs="Latha"/>
+                <w:sz w:val="28"/>
+                <w:szCs w:val="28"/>
+                <w:cs/>
+                <w:lang w:bidi="ta-IN"/>
+              </w:rPr>
+              <w:t>ந்த்</w:t>
+            </w:r>
+            <w:r>
+              <w:rPr>
+                <w:rFonts w:ascii="Latha" w:hAnsi="Latha" w:cs="Latha"/>
+                <w:b/>
+                <w:bCs/>
+                <w:position w:val="-12"/>
+                <w:sz w:val="28"/>
+                <w:szCs w:val="28"/>
+                <w:cs/>
+                <w:lang w:bidi="ta-IN"/>
+              </w:rPr>
+              <w:t>3</w:t>
+            </w:r>
+            <w:r>
+              <w:rPr>
+                <w:rFonts w:ascii="Latha" w:hAnsi="Latha" w:cs="Latha"/>
+                <w:sz w:val="28"/>
+                <w:szCs w:val="28"/>
+                <w:cs/>
+                <w:lang w:bidi="ta-IN"/>
+              </w:rPr>
+              <w:t>ரி</w:t>
+            </w:r>
+            <w:r>
+              <w:rPr>
+                <w:rFonts w:ascii="BRH Tamil Tab Extra" w:hAnsi="BRH Tamil Tab Extra" w:cs="Latha"/>
+                <w:b/>
+                <w:sz w:val="32"/>
+                <w:szCs w:val="28"/>
+                <w:lang w:bidi="ta-IN"/>
+              </w:rPr>
+              <w:t>…</w:t>
+            </w:r>
+            <w:r>
+              <w:rPr>
+                <w:rFonts w:ascii="Latha" w:hAnsi="Latha" w:cs="Latha"/>
+                <w:sz w:val="28"/>
+                <w:szCs w:val="28"/>
+                <w:cs/>
+                <w:lang w:bidi="ta-IN"/>
+              </w:rPr>
+              <w:t>யா</w:t>
+            </w:r>
+            <w:r>
+              <w:rPr>
+                <w:rFonts w:ascii="BRH Tamil Tab Extra" w:hAnsi="BRH Tamil Tab Extra" w:cs="Latha"/>
+                <w:b/>
+                <w:sz w:val="32"/>
+                <w:szCs w:val="28"/>
+                <w:lang w:bidi="ta-IN"/>
+              </w:rPr>
+              <w:t>…</w:t>
+            </w:r>
+            <w:r>
+              <w:rPr>
+                <w:rFonts w:ascii="Latha" w:hAnsi="Latha" w:cs="Latha"/>
+                <w:sz w:val="28"/>
+                <w:szCs w:val="28"/>
+                <w:cs/>
+                <w:lang w:bidi="ta-IN"/>
+              </w:rPr>
+              <w:t>வ</w:t>
+            </w:r>
+            <w:r>
+              <w:rPr>
+                <w:rFonts w:ascii="BRH Tamil Tab Extra" w:hAnsi="BRH Tamil Tab Extra" w:cs="Latha"/>
+                <w:b/>
+                <w:sz w:val="32"/>
+                <w:szCs w:val="28"/>
+                <w:lang w:bidi="ta-IN"/>
+              </w:rPr>
+              <w:t>…</w:t>
+            </w:r>
+            <w:r>
+              <w:rPr>
+                <w:rFonts w:ascii="Latha" w:hAnsi="Latha" w:cs="Latha"/>
+                <w:sz w:val="28"/>
+                <w:szCs w:val="28"/>
+                <w:lang w:bidi="ta-IN"/>
+              </w:rPr>
+              <w:t xml:space="preserve"> </w:t>
+            </w:r>
+            <w:r>
+              <w:rPr>
+                <w:rFonts w:ascii="Latha" w:hAnsi="Latha" w:cs="Latha"/>
+                <w:sz w:val="28"/>
+                <w:szCs w:val="28"/>
+                <w:cs/>
+                <w:lang w:bidi="ta-IN"/>
+              </w:rPr>
+              <w:t>இ</w:t>
+            </w:r>
+            <w:r>
+              <w:rPr>
+                <w:rFonts w:ascii="Latha" w:hAnsi="Latha" w:cs="Latha"/>
+                <w:sz w:val="28"/>
+                <w:szCs w:val="28"/>
+                <w:highlight w:val="green"/>
+                <w:cs/>
+                <w:lang w:bidi="ta-IN"/>
+                <w14:ligatures w14:val="standardContextual"/>
+              </w:rPr>
+              <w:t>தீ</w:t>
+            </w:r>
+            <w:r>
+              <w:rPr>
+                <w:rFonts w:ascii="BRH Tamil Tab Extra" w:hAnsi="BRH Tamil Tab Extra" w:cs="Latha"/>
+                <w:b/>
+                <w:sz w:val="36"/>
+                <w:szCs w:val="28"/>
+                <w:highlight w:val="green"/>
+                <w:lang w:bidi="ta-IN"/>
+              </w:rPr>
+              <w:t>‡</w:t>
+            </w:r>
+            <w:r>
+              <w:rPr>
+                <w:rFonts w:ascii="Latha" w:hAnsi="Latha" w:cs="Latha"/>
+                <w:sz w:val="28"/>
+                <w:szCs w:val="28"/>
+                <w:cs/>
+                <w:lang w:bidi="ta-IN"/>
+              </w:rPr>
+              <w:t>ந்த்</w:t>
+            </w:r>
+            <w:r>
+              <w:rPr>
+                <w:rFonts w:ascii="Latha" w:hAnsi="Latha" w:cs="Latha"/>
+                <w:b/>
+                <w:bCs/>
+                <w:position w:val="-12"/>
+                <w:sz w:val="28"/>
+                <w:szCs w:val="28"/>
+                <w:cs/>
+                <w:lang w:bidi="ta-IN"/>
+              </w:rPr>
+              <w:t>3</w:t>
+            </w:r>
+            <w:r>
+              <w:rPr>
+                <w:rFonts w:ascii="Latha" w:hAnsi="Latha" w:cs="Latha"/>
+                <w:sz w:val="28"/>
+                <w:szCs w:val="28"/>
+                <w:cs/>
+                <w:lang w:bidi="ta-IN"/>
+              </w:rPr>
+              <w:t>ரிய</w:t>
+            </w:r>
+            <w:r>
+              <w:rPr>
+                <w:rFonts w:ascii="Latha" w:hAnsi="Latha" w:cs="Latha"/>
+                <w:sz w:val="28"/>
+                <w:szCs w:val="28"/>
+                <w:lang w:bidi="ta-IN"/>
+              </w:rPr>
+              <w:t xml:space="preserve"> - </w:t>
+            </w:r>
+            <w:r>
+              <w:rPr>
+                <w:rFonts w:ascii="Latha" w:hAnsi="Latha" w:cs="Latha"/>
+                <w:sz w:val="28"/>
+                <w:szCs w:val="28"/>
+                <w:cs/>
+                <w:lang w:bidi="ta-IN"/>
+              </w:rPr>
+              <w:t>வ</w:t>
+            </w:r>
+            <w:r>
+              <w:rPr>
+                <w:rFonts w:ascii="BRH Tamil Tab Extra" w:hAnsi="BRH Tamil Tab Extra" w:cs="Latha"/>
+                <w:b/>
+                <w:sz w:val="32"/>
+                <w:szCs w:val="28"/>
+                <w:lang w:bidi="ta-IN"/>
+              </w:rPr>
+              <w:t>…</w:t>
+            </w:r>
+            <w:r>
+              <w:rPr>
+                <w:rFonts w:ascii="Latha" w:hAnsi="Latha" w:cs="Latha"/>
+                <w:b/>
+                <w:bCs/>
+                <w:sz w:val="32"/>
+                <w:szCs w:val="32"/>
+                <w:cs/>
+                <w:lang w:bidi="ta-IN"/>
+              </w:rPr>
+              <w:t>:</w:t>
+            </w:r>
+            <w:r>
+              <w:rPr>
+                <w:rFonts w:ascii="Latha" w:hAnsi="Latha" w:cs="Latha"/>
+                <w:sz w:val="28"/>
+                <w:szCs w:val="28"/>
+                <w:lang w:bidi="ta-IN"/>
+              </w:rPr>
+              <w:t xml:space="preserve"> |</w:t>
+            </w:r>
+          </w:p>
+        </w:tc>
+      </w:tr>
+      <w:tr>
+        <w:trPr>
+          <w:trHeight w:val="1091"/>
+        </w:trPr>
+        <w:tc>
+          <w:tcPr>
+            <w:tcW w:w="3877" w:type="dxa"/>
+          </w:tcPr>
+          <w:p>
+            <w:pPr>
+              <w:widowControl w:val="0"/>
+              <w:tabs>
+                <w:tab w:val="left" w:pos="993"/>
+              </w:tabs>
+              <w:autoSpaceDE w:val="0"/>
+              <w:autoSpaceDN w:val="0"/>
+              <w:adjustRightInd w:val="0"/>
+              <w:spacing w:before="0" w:line="252" w:lineRule="auto"/>
+              <w:ind w:right="297"/>
+              <w:rPr>
+                <w:rFonts w:cs="Arial"/>
+                <w:b/>
+                <w:sz w:val="28"/>
+                <w:szCs w:val="28"/>
+              </w:rPr>
+            </w:pPr>
+          </w:p>
+        </w:tc>
+        <w:tc>
+          <w:tcPr>
+            <w:tcW w:w="4738" w:type="dxa"/>
+          </w:tcPr>
+          <w:p>
+            <w:pPr>
+              <w:widowControl w:val="0"/>
+              <w:autoSpaceDE w:val="0"/>
+              <w:autoSpaceDN w:val="0"/>
+              <w:adjustRightInd w:val="0"/>
+              <w:spacing w:before="0" w:line="240" w:lineRule="auto"/>
+              <w:rPr>
+                <w:rFonts w:ascii="Latha" w:hAnsi="Latha" w:cs="Latha"/>
+                <w:sz w:val="28"/>
+                <w:szCs w:val="28"/>
+                <w:cs/>
+                <w:lang w:bidi="ta-IN"/>
+              </w:rPr>
+            </w:pPr>
+          </w:p>
+        </w:tc>
+        <w:tc>
+          <w:tcPr>
+            <w:tcW w:w="5220" w:type="dxa"/>
+          </w:tcPr>
+          <w:p>
+            <w:pPr>
+              <w:widowControl w:val="0"/>
+              <w:autoSpaceDE w:val="0"/>
+              <w:autoSpaceDN w:val="0"/>
+              <w:adjustRightInd w:val="0"/>
+              <w:spacing w:before="0" w:line="240" w:lineRule="auto"/>
+              <w:rPr>
+                <w:rFonts w:ascii="Latha" w:hAnsi="Latha" w:cs="Latha"/>
+                <w:sz w:val="28"/>
+                <w:szCs w:val="28"/>
+                <w:cs/>
+                <w:lang w:bidi="ta-IN"/>
+              </w:rPr>
+            </w:pPr>
+          </w:p>
+        </w:tc>
+      </w:tr>
+    </w:tbl>
+    <w:p>
+      <w:pPr>
+        <w:jc w:val="center"/>
+        <w:rPr>
+          <w:b/>
+          <w:bCs/>
+          <w:sz w:val="32"/>
+          <w:szCs w:val="32"/>
+          <w:u w:val="single"/>
+        </w:rPr>
+      </w:pPr>
+      <w:r>
+        <w:rPr>
+          <w:b/>
+          <w:bCs/>
+          <w:sz w:val="32"/>
+          <w:szCs w:val="32"/>
+          <w:u w:val="single"/>
+        </w:rPr>
+        <w:t>================</w:t>
+      </w:r>
+    </w:p>
+    <w:p>
+      <w:pPr>
+        <w:jc w:val="center"/>
+        <w:rPr>
+          <w:b/>
+          <w:bCs/>
+          <w:sz w:val="32"/>
+          <w:szCs w:val="32"/>
+          <w:u w:val="single"/>
+        </w:rPr>
+      </w:pPr>
+    </w:p>
+    <w:p>
+      <w:pPr>
+        <w:jc w:val="center"/>
+        <w:rPr>
+          <w:b/>
+          <w:bCs/>
+          <w:sz w:val="32"/>
+          <w:szCs w:val="32"/>
+          <w:u w:val="single"/>
+        </w:rPr>
+      </w:pPr>
+    </w:p>
+    <w:p>
+      <w:pPr>
+        <w:jc w:val="center"/>
+        <w:rPr>
+          <w:b/>
+          <w:bCs/>
+          <w:sz w:val="32"/>
+          <w:szCs w:val="32"/>
+          <w:u w:val="single"/>
+        </w:rPr>
+      </w:pPr>
+    </w:p>
+    <w:p>
+      <w:pPr>
+        <w:jc w:val="center"/>
+        <w:rPr>
+          <w:b/>
+          <w:bCs/>
+          <w:sz w:val="32"/>
+          <w:szCs w:val="32"/>
+          <w:u w:val="single"/>
+        </w:rPr>
+      </w:pPr>
+    </w:p>
+    <w:p>
+      <w:pPr>
+        <w:jc w:val="center"/>
+        <w:rPr>
+          <w:b/>
+          <w:bCs/>
+          <w:sz w:val="32"/>
+          <w:szCs w:val="32"/>
+          <w:u w:val="single"/>
+        </w:rPr>
+      </w:pPr>
+    </w:p>
+    <w:p>
+      <w:pPr>
+        <w:jc w:val="center"/>
+        <w:rPr>
+          <w:b/>
+          <w:bCs/>
+          <w:sz w:val="32"/>
+          <w:szCs w:val="32"/>
+          <w:u w:val="single"/>
+        </w:rPr>
+      </w:pPr>
+    </w:p>
+    <w:p>
+      <w:pPr>
+        <w:jc w:val="center"/>
+        <w:rPr>
+          <w:b/>
+          <w:bCs/>
+          <w:sz w:val="32"/>
+          <w:szCs w:val="32"/>
+          <w:u w:val="single"/>
+        </w:rPr>
+      </w:pPr>
+    </w:p>
+    <w:p>
+      <w:pPr>
+        <w:jc w:val="center"/>
+        <w:rPr>
+          <w:b/>
+          <w:bCs/>
+          <w:sz w:val="32"/>
+          <w:szCs w:val="32"/>
+          <w:u w:val="single"/>
+        </w:rPr>
+      </w:pPr>
+    </w:p>
+    <w:p>
+      <w:pPr>
+        <w:jc w:val="center"/>
+        <w:rPr>
+          <w:b/>
+          <w:bCs/>
+          <w:sz w:val="32"/>
+          <w:szCs w:val="32"/>
+          <w:u w:val="single"/>
+        </w:rPr>
+      </w:pPr>
+    </w:p>
+    <w:p>
+      <w:pPr>
+        <w:jc w:val="center"/>
+        <w:rPr>
+          <w:b/>
+          <w:bCs/>
+          <w:sz w:val="32"/>
+          <w:szCs w:val="32"/>
+          <w:u w:val="single"/>
+        </w:rPr>
+      </w:pPr>
+    </w:p>
     <w:p>
       <w:pPr>
         <w:jc w:val="center"/>
@@ -385,7 +2482,16 @@
                 <w:sz w:val="28"/>
                 <w:szCs w:val="32"/>
               </w:rPr>
-              <w:t>20</w:t>
+              <w:t>2</w:t>
+            </w:r>
+            <w:r>
+              <w:rPr>
+                <w:rFonts w:cs="Arial"/>
+                <w:b/>
+                <w:sz w:val="28"/>
+                <w:szCs w:val="32"/>
+              </w:rPr>
+              <w:t>8</w:t>
             </w:r>
           </w:p>
         </w:tc>
@@ -1216,6 +3322,7 @@
                 <w:sz w:val="28"/>
                 <w:szCs w:val="32"/>
               </w:rPr>
+              <w:lastRenderedPageBreak/>
               <w:t>T.S.6.5.1.3 – Kramam</w:t>
             </w:r>
           </w:p>
@@ -2457,7 +4564,6 @@
                 <w:sz w:val="28"/>
                 <w:szCs w:val="32"/>
               </w:rPr>
-              <w:lastRenderedPageBreak/>
               <w:t>T.S.6.5.4.1 – Kramam</w:t>
             </w:r>
           </w:p>
@@ -4912,6 +7018,7 @@
                 <w:cs/>
                 <w:lang w:bidi="ta-IN"/>
               </w:rPr>
+              <w:lastRenderedPageBreak/>
               <w:t>ஸவித்</w:t>
             </w:r>
             <w:r>
@@ -5008,6 +7115,7 @@
                 <w:cs/>
                 <w:lang w:bidi="ta-IN"/>
               </w:rPr>
+              <w:lastRenderedPageBreak/>
               <w:t>உத்</w:t>
             </w:r>
             <w:r>
@@ -5188,23 +7296,7 @@
                 <w:b/>
                 <w:bCs/>
               </w:rPr>
-              <w:t>“</w:t>
-            </w:r>
-            <w:proofErr w:type="spellStart"/>
-            <w:r>
-              <w:rPr>
-                <w:b/>
-                <w:bCs/>
-              </w:rPr>
-              <w:t>pA</w:t>
-            </w:r>
-            <w:proofErr w:type="spellEnd"/>
-            <w:r>
-              <w:rPr>
-                <w:b/>
-                <w:bCs/>
-              </w:rPr>
-              <w:t>”</w:t>
+              <w:t>“pA”</w:t>
             </w:r>
             <w:r>
               <w:rPr>
@@ -5574,7 +7666,6 @@
                 <w:cs/>
                 <w:lang w:bidi="ta-IN"/>
               </w:rPr>
-              <w:lastRenderedPageBreak/>
               <w:t>ஸ</w:t>
             </w:r>
             <w:r>
@@ -5810,7 +7901,6 @@
                 <w:cs/>
                 <w:lang w:bidi="ta-IN"/>
               </w:rPr>
-              <w:lastRenderedPageBreak/>
               <w:t>ஸ</w:t>
             </w:r>
             <w:r>
@@ -5987,7 +8077,6 @@
                 <w:cs/>
                 <w:lang w:bidi="ta-IN"/>
               </w:rPr>
-              <w:lastRenderedPageBreak/>
               <w:t>ஸ</w:t>
             </w:r>
             <w:r>
@@ -6241,23 +8330,7 @@
                 <w:b/>
                 <w:bCs/>
               </w:rPr>
-              <w:t>“</w:t>
-            </w:r>
-            <w:proofErr w:type="spellStart"/>
-            <w:r>
-              <w:rPr>
-                <w:b/>
-                <w:bCs/>
-              </w:rPr>
-              <w:t>pA</w:t>
-            </w:r>
-            <w:proofErr w:type="spellEnd"/>
-            <w:r>
-              <w:rPr>
-                <w:b/>
-                <w:bCs/>
-              </w:rPr>
-              <w:t>”</w:t>
+              <w:t>“pA”</w:t>
             </w:r>
             <w:r>
               <w:rPr>
@@ -6302,7 +8375,6 @@
                 <w:sz w:val="28"/>
                 <w:szCs w:val="32"/>
               </w:rPr>
-              <w:lastRenderedPageBreak/>
               <w:t>T.S.6.5.8.2 – Kramam</w:t>
             </w:r>
           </w:p>
@@ -8198,6 +10270,7 @@
                 <w:sz w:val="28"/>
                 <w:szCs w:val="32"/>
               </w:rPr>
+              <w:lastRenderedPageBreak/>
               <w:t>T.S.6.5.8.5 – Kramam</w:t>
             </w:r>
           </w:p>
@@ -9506,7 +11579,6 @@
                 <w:sz w:val="28"/>
                 <w:szCs w:val="32"/>
               </w:rPr>
-              <w:lastRenderedPageBreak/>
               <w:t>T.S.6.5.11.4 – Kramam</w:t>
             </w:r>
           </w:p>
@@ -9993,16 +12065,7 @@
           <w:bCs/>
           <w:sz w:val="32"/>
         </w:rPr>
-        <w:t xml:space="preserve">replaced </w:t>
-      </w:r>
-      <w:proofErr w:type="gramStart"/>
-      <w:r>
-        <w:rPr>
-          <w:b/>
-          <w:bCs/>
-          <w:sz w:val="32"/>
-        </w:rPr>
-        <w:t>with</w:t>
+        <w:t>replaced with</w:t>
       </w:r>
       <w:r>
         <w:rPr>
@@ -10024,7 +12087,6 @@
         </w:rPr>
         <w:t>"</w:t>
       </w:r>
-      <w:proofErr w:type="gramEnd"/>
       <w:r>
         <w:rPr>
           <w:rFonts w:ascii="Latha" w:hAnsi="Latha" w:cs="Latha"/>
@@ -11354,7 +13416,7 @@
   <w:style w:type="paragraph" w:default="1" w:styleId="Normal">
     <w:name w:val="Normal"/>
     <w:qFormat/>
-    <w:rsid w:val="00076C05"/>
+    <w:rsid w:val="0017695D"/>
     <w:pPr>
       <w:spacing w:before="120" w:line="276" w:lineRule="auto"/>
     </w:pPr>

--- a/TS-Kramam/TS-6.5/TS 6.5 Tamil Krama Paatam Corrections.docx
+++ b/TS-Kramam/TS-6.5/TS 6.5 Tamil Krama Paatam Corrections.docx
@@ -266,25 +266,7 @@
                 <w:sz w:val="28"/>
                 <w:szCs w:val="28"/>
               </w:rPr>
-              <w:t>T.S.6.5.</w:t>
-            </w:r>
-            <w:r>
-              <w:rPr>
-                <w:rFonts w:cs="Arial"/>
-                <w:b/>
-                <w:sz w:val="28"/>
-                <w:szCs w:val="28"/>
-              </w:rPr>
-              <w:t>2</w:t>
-            </w:r>
-            <w:r>
-              <w:rPr>
-                <w:rFonts w:cs="Arial"/>
-                <w:b/>
-                <w:sz w:val="28"/>
-                <w:szCs w:val="28"/>
-              </w:rPr>
-              <w:t>.2 – Kramam</w:t>
+              <w:t>T.S.6.5.2.2 – Kramam</w:t>
             </w:r>
           </w:p>
           <w:p>
@@ -349,16 +331,7 @@
                 <w:sz w:val="28"/>
                 <w:szCs w:val="28"/>
               </w:rPr>
-              <w:t xml:space="preserve">Panchaati No. - </w:t>
-            </w:r>
-            <w:r>
-              <w:rPr>
-                <w:rFonts w:cs="Arial"/>
-                <w:b/>
-                <w:sz w:val="28"/>
-                <w:szCs w:val="28"/>
-              </w:rPr>
-              <w:t>7</w:t>
+              <w:t>Panchaati No. - 7</w:t>
             </w:r>
           </w:p>
         </w:tc>
@@ -1050,16 +1023,7 @@
                 <w:sz w:val="28"/>
                 <w:szCs w:val="32"/>
               </w:rPr>
-              <w:t>2</w:t>
-            </w:r>
-            <w:r>
-              <w:rPr>
-                <w:rFonts w:cs="Arial"/>
-                <w:b/>
-                <w:sz w:val="28"/>
-                <w:szCs w:val="32"/>
-              </w:rPr>
-              <w:t>8</w:t>
+              <w:t>28</w:t>
             </w:r>
           </w:p>
         </w:tc>
@@ -1882,77 +1846,6 @@
               </w:rPr>
               <w:t xml:space="preserve"> |</w:t>
             </w:r>
-          </w:p>
-        </w:tc>
-      </w:tr>
-      <w:tr>
-        <w:trPr>
-          <w:trHeight w:val="1091"/>
-        </w:trPr>
-        <w:tc>
-          <w:tcPr>
-            <w:tcW w:w="3877" w:type="dxa"/>
-          </w:tcPr>
-          <w:p>
-            <w:pPr>
-              <w:widowControl w:val="0"/>
-              <w:tabs>
-                <w:tab w:val="left" w:pos="993"/>
-              </w:tabs>
-              <w:autoSpaceDE w:val="0"/>
-              <w:autoSpaceDN w:val="0"/>
-              <w:adjustRightInd w:val="0"/>
-              <w:spacing w:before="0" w:line="252" w:lineRule="auto"/>
-              <w:ind w:right="297"/>
-              <w:rPr>
-                <w:rFonts w:cs="Arial"/>
-                <w:b/>
-                <w:sz w:val="28"/>
-                <w:szCs w:val="28"/>
-              </w:rPr>
-            </w:pPr>
-          </w:p>
-        </w:tc>
-        <w:tc>
-          <w:tcPr>
-            <w:tcW w:w="4738" w:type="dxa"/>
-          </w:tcPr>
-          <w:p>
-            <w:pPr>
-              <w:widowControl w:val="0"/>
-              <w:autoSpaceDE w:val="0"/>
-              <w:autoSpaceDN w:val="0"/>
-              <w:adjustRightInd w:val="0"/>
-              <w:spacing w:before="0" w:line="240" w:lineRule="auto"/>
-              <w:rPr>
-                <w:rFonts w:ascii="Latha" w:hAnsi="Latha" w:cs="Latha"/>
-                <w:sz w:val="28"/>
-                <w:szCs w:val="28"/>
-                <w:cs/>
-                <w:lang w:bidi="ta-IN"/>
-              </w:rPr>
-            </w:pPr>
-          </w:p>
-        </w:tc>
-        <w:tc>
-          <w:tcPr>
-            <w:tcW w:w="5220" w:type="dxa"/>
-          </w:tcPr>
-          <w:p>
-            <w:pPr>
-              <w:widowControl w:val="0"/>
-              <w:autoSpaceDE w:val="0"/>
-              <w:autoSpaceDN w:val="0"/>
-              <w:adjustRightInd w:val="0"/>
-              <w:spacing w:before="0" w:line="240" w:lineRule="auto"/>
-              <w:rPr>
-                <w:rFonts w:ascii="Latha" w:hAnsi="Latha" w:cs="Latha"/>
-                <w:sz w:val="28"/>
-                <w:szCs w:val="28"/>
-                <w:cs/>
-                <w:lang w:bidi="ta-IN"/>
-              </w:rPr>
-            </w:pPr>
           </w:p>
         </w:tc>
       </w:tr>
